--- a/Templates/template_duration_day.docx
+++ b/Templates/template_duration_day.docx
@@ -25,7 +25,7 @@
                   <wp:posOffset>1503108</wp:posOffset>
                 </wp:positionH>
                 <wp:positionV relativeFrom="page">
-                  <wp:posOffset>3758816</wp:posOffset>
+                  <wp:posOffset>3796879</wp:posOffset>
                 </wp:positionV>
                 <wp:extent cx="5898272" cy="380640"/>
                 <wp:effectExtent l="0" t="0" r="0" b="0"/>
@@ -92,7 +92,7 @@
                 <v:stroke joinstyle="miter"/>
                 <v:path gradientshapeok="t" o:connecttype="rect"/>
               </v:shapetype>
-              <v:shape id="Static1" type="#_x0000_t202" style="position:absolute;margin-left:118.5pt;margin-top:296.25pt;width:465.0pt;height:30.0pt;z-index:251659264;visibility:visible;mso-wrap-style:square;mso-position-horizontal:absolute;mso-position-horizontal-relative:page;mso-position-vertical:absolute;mso-position-vertical-relative:page" filled="f" stroked="f">
+              <v:shape id="Static1" type="#_x0000_t202" style="position:absolute;margin-left:118.5pt;margin-top:299.25pt;width:465.0pt;height:30.0pt;z-index:251659264;visibility:visible;mso-wrap-style:square;mso-position-horizontal:absolute;mso-position-horizontal-relative:page;mso-position-vertical:absolute;mso-position-vertical-relative:page" filled="f" stroked="f">
                 <v:textbox inset="0,0,0,0">
                   <w:txbxContent>
                     <w:p>
@@ -132,7 +132,7 @@
                   <wp:posOffset>1503108</wp:posOffset>
                 </wp:positionH>
                 <wp:positionV relativeFrom="page">
-                  <wp:posOffset>4396387</wp:posOffset>
+                  <wp:posOffset>4405903</wp:posOffset>
                 </wp:positionV>
                 <wp:extent cx="5898272" cy="570959"/>
                 <wp:effectExtent l="0" t="0" r="0" b="0"/>
@@ -199,7 +199,7 @@
           </mc:Choice>
           <mc:Fallback>
             <w:pict>
-              <v:shape id="Name" type="#_x0000_t202" style="position:absolute;margin-left:118.5pt;margin-top:346.5pt;width:465.0pt;height:45.0pt;z-index:251660288;visibility:visible;mso-wrap-style:square;mso-position-horizontal:absolute;mso-position-horizontal-relative:page;mso-position-vertical:absolute;mso-position-vertical-relative:page" filled="f" stroked="f">
+              <v:shape id="Name" type="#_x0000_t202" style="position:absolute;margin-left:118.5pt;margin-top:347.25pt;width:465.0pt;height:45.0pt;z-index:251660288;visibility:visible;mso-wrap-style:square;mso-position-horizontal:absolute;mso-position-horizontal-relative:page;mso-position-vertical:absolute;mso-position-vertical-relative:page" filled="f" stroked="f">
                 <v:textbox inset="0,0,0,0">
                   <w:txbxContent>
                     <w:p>
@@ -243,7 +243,7 @@
                   <wp:posOffset>1503108</wp:posOffset>
                 </wp:positionH>
                 <wp:positionV relativeFrom="page">
-                  <wp:posOffset>4910250</wp:posOffset>
+                  <wp:posOffset>5052990</wp:posOffset>
                 </wp:positionV>
                 <wp:extent cx="5898272" cy="380640"/>
                 <wp:effectExtent l="0" t="0" r="0" b="0"/>
@@ -306,7 +306,7 @@
           </mc:Choice>
           <mc:Fallback>
             <w:pict>
-              <v:shape id="Static2" type="#_x0000_t202" style="position:absolute;margin-left:118.5pt;margin-top:387.0pt;width:465.0pt;height:30.0pt;z-index:251661312;visibility:visible;mso-wrap-style:square;mso-position-horizontal:absolute;mso-position-horizontal-relative:page;mso-position-vertical:absolute;mso-position-vertical-relative:page" filled="f" stroked="f">
+              <v:shape id="Static2" type="#_x0000_t202" style="position:absolute;margin-left:118.5pt;margin-top:398.25pt;width:465.0pt;height:30.0pt;z-index:251661312;visibility:visible;mso-wrap-style:square;mso-position-horizontal:absolute;mso-position-horizontal-relative:page;mso-position-vertical:absolute;mso-position-vertical-relative:page" filled="f" stroked="f">
                 <v:textbox inset="0,0,0,0">
                   <w:txbxContent>
                     <w:p>
@@ -346,7 +346,7 @@
                   <wp:posOffset>1503108</wp:posOffset>
                 </wp:positionH>
                 <wp:positionV relativeFrom="page">
-                  <wp:posOffset>5652497</wp:posOffset>
+                  <wp:posOffset>5709593</wp:posOffset>
                 </wp:positionV>
                 <wp:extent cx="5898272" cy="2093518"/>
                 <wp:effectExtent l="0" t="0" r="0" b="0"/>
@@ -448,7 +448,7 @@
           </mc:Choice>
           <mc:Fallback>
             <w:pict>
-              <v:shape id="Training" type="#_x0000_t202" style="position:absolute;margin-left:118.5pt;margin-top:445.5pt;width:465.0pt;height:165.0pt;z-index:251662336;visibility:visible;mso-wrap-style:square;mso-position-horizontal:absolute;mso-position-horizontal-relative:page;mso-position-vertical:absolute;mso-position-vertical-relative:page" filled="f" stroked="f">
+              <v:shape id="Training" type="#_x0000_t202" style="position:absolute;margin-left:118.5pt;margin-top:450.0pt;width:465.0pt;height:165.0pt;z-index:251662336;visibility:visible;mso-wrap-style:square;mso-position-horizontal:absolute;mso-position-horizontal-relative:page;mso-position-vertical:absolute;mso-position-vertical-relative:page" filled="f" stroked="f">
                 <v:textbox inset="0,0,0,0">
                   <w:txbxContent>
                     <w:p>

--- a/Templates/template_duration_day.docx
+++ b/Templates/template_duration_day.docx
@@ -22,15 +22,15 @@
               <wp:anchor distT="0" distB="0" distL="0" distR="0" simplePos="0" relativeHeight="251659264" behindDoc="0" locked="0" layoutInCell="1" allowOverlap="1">
                 <wp:simplePos x="0" y="0"/>
                 <wp:positionH relativeFrom="page">
-                  <wp:posOffset>1503108</wp:posOffset>
+                  <wp:posOffset>1382853</wp:posOffset>
                 </wp:positionH>
                 <wp:positionV relativeFrom="page">
-                  <wp:posOffset>3796879</wp:posOffset>
+                  <wp:posOffset>3078370</wp:posOffset>
                 </wp:positionV>
-                <wp:extent cx="5898272" cy="380640"/>
+                <wp:extent cx="5482679" cy="548620"/>
                 <wp:effectExtent l="0" t="0" r="0" b="0"/>
                 <wp:wrapNone/>
-                <wp:docPr id="201" name="Static1"/>
+                <wp:docPr id="201" name="Name"/>
                 <wp:cNvGraphicFramePr>
                   <a:graphicFrameLocks xmlns:a="http://schemas.openxmlformats.org/drawingml/2006/main" noChangeAspect="0"/>
                 </wp:cNvGraphicFramePr>
@@ -41,114 +41,7 @@
                       <wps:spPr bwMode="auto">
                         <a:xfrm>
                           <a:off x="0" y="0"/>
-                          <a:ext cx="5898272" cy="380640"/>
-                        </a:xfrm>
-                        <a:prstGeom prst="rect">
-                          <a:avLst/>
-                        </a:prstGeom>
-                        <a:noFill/>
-                        <a:ln>
-                          <a:noFill/>
-                        </a:ln>
-                      </wps:spPr>
-                      <wps:txbx>
-                        <w:txbxContent>
-                          <w:p>
-                            <w:pPr>
-                              <w:spacing w:before="0" w:after="0" w:line="240" w:lineRule="auto"/>
-                              <w:ind w:left="0" w:right="0" w:firstLine="0"/>
-                              <w:jc w:val="left"/>
-                              <w:rPr>
-                                <w:rFonts w:ascii="EYInterstate Light" w:hAnsi="EYInterstate Light" w:cs="EYInterstate Light"/>
-                                <w:color w:val="747480"/>
-                                <w:sz w:val="32"/>
-                                <w:szCs w:val="32"/>
-                              </w:rPr>
-                            </w:pPr>
-                            <w:r>
-                              <w:rPr>
-                                <w:rFonts w:ascii="EYInterstate Light" w:hAnsi="EYInterstate Light" w:cs="EYInterstate Light"/>
-                                <w:color w:val="747480"/>
-                                <w:sz w:val="32"/>
-                                <w:szCs w:val="32"/>
-                              </w:rPr>
-                              <w:t xml:space="preserve">This is to certify that</w:t>
-                            </w:r>
-                          </w:p>
-                        </w:txbxContent>
-                      </wps:txbx>
-                      <wps:bodyPr rot="0" vert="horz" wrap="square" lIns="0" tIns="0" rIns="0" bIns="0" anchor="t" anchorCtr="0">
-                        <a:noAutofit/>
-                      </wps:bodyPr>
-                    </wps:wsp>
-                  </a:graphicData>
-                </a:graphic>
-              </wp:anchor>
-            </w:drawing>
-          </mc:Choice>
-          <mc:Fallback>
-            <w:pict>
-              <v:shapetype id="_x0000_t202" coordsize="21600,21600" o:spt="202" path="m,l,21600r21600,l21600,xe">
-                <v:stroke joinstyle="miter"/>
-                <v:path gradientshapeok="t" o:connecttype="rect"/>
-              </v:shapetype>
-              <v:shape id="Static1" type="#_x0000_t202" style="position:absolute;margin-left:118.5pt;margin-top:299.25pt;width:465.0pt;height:30.0pt;z-index:251659264;visibility:visible;mso-wrap-style:square;mso-position-horizontal:absolute;mso-position-horizontal-relative:page;mso-position-vertical:absolute;mso-position-vertical-relative:page" filled="f" stroked="f">
-                <v:textbox inset="0,0,0,0">
-                  <w:txbxContent>
-                    <w:p>
-                      <w:pPr>
-                        <w:spacing w:before="0" w:after="0" w:line="240" w:lineRule="auto"/>
-                        <w:ind w:left="0" w:right="0" w:firstLine="0"/>
-                        <w:jc w:val="left"/>
-                        <w:rPr>
-                          <w:rFonts w:ascii="EYInterstate Light" w:hAnsi="EYInterstate Light" w:cs="EYInterstate Light"/>
-                          <w:color w:val="747480"/>
-                          <w:sz w:val="32"/>
-                          <w:szCs w:val="32"/>
-                        </w:rPr>
-                      </w:pPr>
-                      <w:r>
-                        <w:rPr>
-                          <w:rFonts w:ascii="EYInterstate Light" w:hAnsi="EYInterstate Light" w:cs="EYInterstate Light"/>
-                          <w:color w:val="747480"/>
-                          <w:sz w:val="32"/>
-                          <w:szCs w:val="32"/>
-                        </w:rPr>
-                        <w:t xml:space="preserve">This is to certify that</w:t>
-                      </w:r>
-                    </w:p>
-                  </w:txbxContent>
-                </v:textbox>
-              </v:shape>
-            </w:pict>
-          </mc:Fallback>
-        </mc:AlternateContent>
-        <mc:AlternateContent>
-          <mc:Choice Requires="wps">
-            <w:drawing>
-              <wp:anchor distT="0" distB="0" distL="0" distR="0" simplePos="0" relativeHeight="251660288" behindDoc="0" locked="0" layoutInCell="1" allowOverlap="1">
-                <wp:simplePos x="0" y="0"/>
-                <wp:positionH relativeFrom="page">
-                  <wp:posOffset>1503108</wp:posOffset>
-                </wp:positionH>
-                <wp:positionV relativeFrom="page">
-                  <wp:posOffset>4405903</wp:posOffset>
-                </wp:positionV>
-                <wp:extent cx="5898272" cy="570959"/>
-                <wp:effectExtent l="0" t="0" r="0" b="0"/>
-                <wp:wrapNone/>
-                <wp:docPr id="202" name="Name"/>
-                <wp:cNvGraphicFramePr>
-                  <a:graphicFrameLocks xmlns:a="http://schemas.openxmlformats.org/drawingml/2006/main" noChangeAspect="0"/>
-                </wp:cNvGraphicFramePr>
-                <a:graphic xmlns:a="http://schemas.openxmlformats.org/drawingml/2006/main">
-                  <a:graphicData uri="http://schemas.microsoft.com/office/word/2010/wordprocessingShape">
-                    <wps:wsp>
-                      <wps:cNvSpPr txBox="1"/>
-                      <wps:spPr bwMode="auto">
-                        <a:xfrm>
-                          <a:off x="0" y="0"/>
-                          <a:ext cx="5898272" cy="570959"/>
+                          <a:ext cx="5482679" cy="548620"/>
                         </a:xfrm>
                         <a:prstGeom prst="rect">
                           <a:avLst/>
@@ -199,7 +92,11 @@
           </mc:Choice>
           <mc:Fallback>
             <w:pict>
-              <v:shape id="Name" type="#_x0000_t202" style="position:absolute;margin-left:118.5pt;margin-top:347.25pt;width:465.0pt;height:45.0pt;z-index:251660288;visibility:visible;mso-wrap-style:square;mso-position-horizontal:absolute;mso-position-horizontal-relative:page;mso-position-vertical:absolute;mso-position-vertical-relative:page" filled="f" stroked="f">
+              <v:shapetype id="_x0000_t202" coordsize="21600,21600" o:spt="202" path="m,l,21600r21600,l21600,xe">
+                <v:stroke joinstyle="miter"/>
+                <v:path gradientshapeok="t" o:connecttype="rect"/>
+              </v:shapetype>
+              <v:shape id="Name" type="#_x0000_t202" style="position:absolute;margin-left:170.25pt;margin-top:378.75pt;width:675.0pt;height:67.5pt;z-index:251659264;visibility:visible;mso-wrap-style:square;mso-position-horizontal:absolute;mso-position-horizontal-relative:page;mso-position-vertical:absolute;mso-position-vertical-relative:page" filled="f" stroked="f">
                 <v:textbox inset="0,0,0,0">
                   <w:txbxContent>
                     <w:p>
@@ -237,18 +134,18 @@
         <mc:AlternateContent>
           <mc:Choice Requires="wps">
             <w:drawing>
-              <wp:anchor distT="0" distB="0" distL="0" distR="0" simplePos="0" relativeHeight="251661312" behindDoc="0" locked="0" layoutInCell="1" allowOverlap="1">
+              <wp:anchor distT="0" distB="0" distL="0" distR="0" simplePos="0" relativeHeight="251660288" behindDoc="0" locked="0" layoutInCell="1" allowOverlap="1">
                 <wp:simplePos x="0" y="0"/>
                 <wp:positionH relativeFrom="page">
-                  <wp:posOffset>1503108</wp:posOffset>
+                  <wp:posOffset>1382853</wp:posOffset>
                 </wp:positionH>
                 <wp:positionV relativeFrom="page">
-                  <wp:posOffset>5052990</wp:posOffset>
+                  <wp:posOffset>3529458</wp:posOffset>
                 </wp:positionV>
-                <wp:extent cx="5898272" cy="380640"/>
+                <wp:extent cx="5482679" cy="365747"/>
                 <wp:effectExtent l="0" t="0" r="0" b="0"/>
                 <wp:wrapNone/>
-                <wp:docPr id="203" name="Static2"/>
+                <wp:docPr id="202" name="Static2"/>
                 <wp:cNvGraphicFramePr>
                   <a:graphicFrameLocks xmlns:a="http://schemas.openxmlformats.org/drawingml/2006/main" noChangeAspect="0"/>
                 </wp:cNvGraphicFramePr>
@@ -259,7 +156,7 @@
                       <wps:spPr bwMode="auto">
                         <a:xfrm>
                           <a:off x="0" y="0"/>
-                          <a:ext cx="5898272" cy="380640"/>
+                          <a:ext cx="5482679" cy="365747"/>
                         </a:xfrm>
                         <a:prstGeom prst="rect">
                           <a:avLst/>
@@ -306,7 +203,7 @@
           </mc:Choice>
           <mc:Fallback>
             <w:pict>
-              <v:shape id="Static2" type="#_x0000_t202" style="position:absolute;margin-left:118.5pt;margin-top:398.25pt;width:465.0pt;height:30.0pt;z-index:251661312;visibility:visible;mso-wrap-style:square;mso-position-horizontal:absolute;mso-position-horizontal-relative:page;mso-position-vertical:absolute;mso-position-vertical-relative:page" filled="f" stroked="f">
+              <v:shape id="Static2" type="#_x0000_t202" style="position:absolute;margin-left:170.25pt;margin-top:434.25pt;width:675.0pt;height:45.0pt;z-index:251660288;visibility:visible;mso-wrap-style:square;mso-position-horizontal:absolute;mso-position-horizontal-relative:page;mso-position-vertical:absolute;mso-position-vertical-relative:page" filled="f" stroked="f">
                 <v:textbox inset="0,0,0,0">
                   <w:txbxContent>
                     <w:p>
@@ -340,18 +237,18 @@
         <mc:AlternateContent>
           <mc:Choice Requires="wps">
             <w:drawing>
-              <wp:anchor distT="0" distB="0" distL="0" distR="0" simplePos="0" relativeHeight="251662336" behindDoc="0" locked="0" layoutInCell="1" allowOverlap="1">
+              <wp:anchor distT="0" distB="0" distL="0" distR="0" simplePos="0" relativeHeight="251661312" behindDoc="0" locked="0" layoutInCell="1" allowOverlap="1">
                 <wp:simplePos x="0" y="0"/>
                 <wp:positionH relativeFrom="page">
-                  <wp:posOffset>1503108</wp:posOffset>
+                  <wp:posOffset>1382853</wp:posOffset>
                 </wp:positionH>
                 <wp:positionV relativeFrom="page">
-                  <wp:posOffset>5709593</wp:posOffset>
+                  <wp:posOffset>3937876</wp:posOffset>
                 </wp:positionV>
-                <wp:extent cx="5898272" cy="2093518"/>
+                <wp:extent cx="5482679" cy="2011608"/>
                 <wp:effectExtent l="0" t="0" r="0" b="0"/>
                 <wp:wrapNone/>
-                <wp:docPr id="204" name="Training"/>
+                <wp:docPr id="203" name="Training"/>
                 <wp:cNvGraphicFramePr>
                   <a:graphicFrameLocks xmlns:a="http://schemas.openxmlformats.org/drawingml/2006/main" noChangeAspect="0"/>
                 </wp:cNvGraphicFramePr>
@@ -362,7 +259,7 @@
                       <wps:spPr bwMode="auto">
                         <a:xfrm>
                           <a:off x="0" y="0"/>
-                          <a:ext cx="5898272" cy="2093518"/>
+                          <a:ext cx="5482679" cy="2011608"/>
                         </a:xfrm>
                         <a:prstGeom prst="rect">
                           <a:avLst/>
@@ -408,8 +305,8 @@
                               <w:rPr>
                                 <w:rFonts w:ascii="EYInterstate Light" w:hAnsi="EYInterstate Light" w:cs="EYInterstate Light"/>
                                 <w:color w:val="747480"/>
-                                <w:sz w:val="53"/>
-                                <w:szCs w:val="53"/>
+                                <w:sz w:val="18"/>
+                                <w:szCs w:val="18"/>
                               </w:rPr>
                             </w:pPr>
                           </w:p>
@@ -448,7 +345,7 @@
           </mc:Choice>
           <mc:Fallback>
             <w:pict>
-              <v:shape id="Training" type="#_x0000_t202" style="position:absolute;margin-left:118.5pt;margin-top:450.0pt;width:465.0pt;height:165.0pt;z-index:251662336;visibility:visible;mso-wrap-style:square;mso-position-horizontal:absolute;mso-position-horizontal-relative:page;mso-position-vertical:absolute;mso-position-vertical-relative:page" filled="f" stroked="f">
+              <v:shape id="Training" type="#_x0000_t202" style="position:absolute;margin-left:170.25pt;margin-top:484.5pt;width:675.0pt;height:247.5pt;z-index:251661312;visibility:visible;mso-wrap-style:square;mso-position-horizontal:absolute;mso-position-horizontal-relative:page;mso-position-vertical:absolute;mso-position-vertical-relative:page" filled="f" stroked="f">
                 <v:textbox inset="0,0,0,0">
                   <w:txbxContent>
                     <w:p>
@@ -485,8 +382,8 @@
                         <w:rPr>
                           <w:rFonts w:ascii="EYInterstate Light" w:hAnsi="EYInterstate Light" w:cs="EYInterstate Light"/>
                           <w:color w:val="747480"/>
-                          <w:sz w:val="53"/>
-                          <w:szCs w:val="53"/>
+                          <w:sz w:val="18"/>
+                          <w:szCs w:val="18"/>
                         </w:rPr>
                       </w:pPr>
                     </w:p>
@@ -521,18 +418,18 @@
         <mc:AlternateContent>
           <mc:Choice Requires="wps">
             <w:drawing>
-              <wp:anchor distT="0" distB="0" distL="0" distR="0" simplePos="0" relativeHeight="251663360" behindDoc="0" locked="0" layoutInCell="1" allowOverlap="1">
+              <wp:anchor distT="0" distB="0" distL="0" distR="0" simplePos="0" relativeHeight="251662336" behindDoc="0" locked="0" layoutInCell="1" allowOverlap="1">
                 <wp:simplePos x="0" y="0"/>
                 <wp:positionH relativeFrom="page">
-                  <wp:posOffset>1503108</wp:posOffset>
+                  <wp:posOffset>1382853</wp:posOffset>
                 </wp:positionH>
                 <wp:positionV relativeFrom="page">
-                  <wp:posOffset>9135349</wp:posOffset>
+                  <wp:posOffset>9814210</wp:posOffset>
                 </wp:positionV>
-                <wp:extent cx="5898272" cy="285480"/>
+                <wp:extent cx="5482679" cy="274310"/>
                 <wp:effectExtent l="0" t="0" r="0" b="0"/>
                 <wp:wrapNone/>
-                <wp:docPr id="205" name="CertId"/>
+                <wp:docPr id="204" name="CertId"/>
                 <wp:cNvGraphicFramePr>
                   <a:graphicFrameLocks xmlns:a="http://schemas.openxmlformats.org/drawingml/2006/main" noChangeAspect="0"/>
                 </wp:cNvGraphicFramePr>
@@ -543,7 +440,7 @@
                       <wps:spPr bwMode="auto">
                         <a:xfrm>
                           <a:off x="0" y="0"/>
-                          <a:ext cx="5898272" cy="285480"/>
+                          <a:ext cx="5482679" cy="274310"/>
                         </a:xfrm>
                         <a:prstGeom prst="rect">
                           <a:avLst/>
@@ -590,7 +487,7 @@
           </mc:Choice>
           <mc:Fallback>
             <w:pict>
-              <v:shape id="CertId" type="#_x0000_t202" style="position:absolute;margin-left:118.5pt;margin-top:720.0pt;width:465.0pt;height:22.5pt;z-index:251663360;visibility:visible;mso-wrap-style:square;mso-position-horizontal:absolute;mso-position-horizontal-relative:page;mso-position-vertical:absolute;mso-position-vertical-relative:page" filled="f" stroked="f">
+              <v:shape id="CertId" type="#_x0000_t202" style="position:absolute;margin-left:170.25pt;margin-top:1207.5pt;width:675.0pt;height:33.75pt;z-index:251662336;visibility:visible;mso-wrap-style:square;mso-position-horizontal:absolute;mso-position-horizontal-relative:page;mso-position-vertical:absolute;mso-position-vertical-relative:page" filled="f" stroked="f">
                 <v:textbox inset="0,0,0,0">
                   <w:txbxContent>
                     <w:p>
@@ -624,7 +521,7 @@
       </w:r>
     </w:p>
     <w:sectPr>
-      <w:pgSz w:w="12240" w:h="15840"/>
+      <w:pgSz w:w="11906" w:h="16838"/>
       <w:pgMar w:top="0" w:right="0" w:bottom="0" w:left="0" w:header="0" w:footer="0" w:gutter="0"/>
       <w:cols w:space="720"/>
       <w:docGrid w:linePitch="360"/>

--- a/Templates/template_duration_day.docx
+++ b/Templates/template_duration_day.docx
@@ -25,7 +25,7 @@
                   <wp:posOffset>1382853</wp:posOffset>
                 </wp:positionH>
                 <wp:positionV relativeFrom="page">
-                  <wp:posOffset>3078370</wp:posOffset>
+                  <wp:posOffset>3346585</wp:posOffset>
                 </wp:positionV>
                 <wp:extent cx="5482679" cy="548620"/>
                 <wp:effectExtent l="0" t="0" r="0" b="0"/>
@@ -96,7 +96,7 @@
                 <v:stroke joinstyle="miter"/>
                 <v:path gradientshapeok="t" o:connecttype="rect"/>
               </v:shapetype>
-              <v:shape id="Name" type="#_x0000_t202" style="position:absolute;margin-left:170.25pt;margin-top:378.75pt;width:675.0pt;height:67.5pt;z-index:251659264;visibility:visible;mso-wrap-style:square;mso-position-horizontal:absolute;mso-position-horizontal-relative:page;mso-position-vertical:absolute;mso-position-vertical-relative:page" filled="f" stroked="f">
+              <v:shape id="Name" type="#_x0000_t202" style="position:absolute;margin-left:170.25pt;margin-top:411.75pt;width:675.0pt;height:67.5pt;z-index:251659264;visibility:visible;mso-wrap-style:square;mso-position-horizontal:absolute;mso-position-horizontal-relative:page;mso-position-vertical:absolute;mso-position-vertical-relative:page" filled="f" stroked="f">
                 <v:textbox inset="0,0,0,0">
                   <w:txbxContent>
                     <w:p>
@@ -140,7 +140,7 @@
                   <wp:posOffset>1382853</wp:posOffset>
                 </wp:positionH>
                 <wp:positionV relativeFrom="page">
-                  <wp:posOffset>3529458</wp:posOffset>
+                  <wp:posOffset>3992738</wp:posOffset>
                 </wp:positionV>
                 <wp:extent cx="5482679" cy="365747"/>
                 <wp:effectExtent l="0" t="0" r="0" b="0"/>
@@ -203,7 +203,7 @@
           </mc:Choice>
           <mc:Fallback>
             <w:pict>
-              <v:shape id="Static2" type="#_x0000_t202" style="position:absolute;margin-left:170.25pt;margin-top:434.25pt;width:675.0pt;height:45.0pt;z-index:251660288;visibility:visible;mso-wrap-style:square;mso-position-horizontal:absolute;mso-position-horizontal-relative:page;mso-position-vertical:absolute;mso-position-vertical-relative:page" filled="f" stroked="f">
+              <v:shape id="Static2" type="#_x0000_t202" style="position:absolute;margin-left:170.25pt;margin-top:491.25pt;width:675.0pt;height:45.0pt;z-index:251660288;visibility:visible;mso-wrap-style:square;mso-position-horizontal:absolute;mso-position-horizontal-relative:page;mso-position-vertical:absolute;mso-position-vertical-relative:page" filled="f" stroked="f">
                 <v:textbox inset="0,0,0,0">
                   <w:txbxContent>
                     <w:p>
@@ -243,7 +243,7 @@
                   <wp:posOffset>1382853</wp:posOffset>
                 </wp:positionH>
                 <wp:positionV relativeFrom="page">
-                  <wp:posOffset>3937876</wp:posOffset>
+                  <wp:posOffset>4644986</wp:posOffset>
                 </wp:positionV>
                 <wp:extent cx="5482679" cy="2011608"/>
                 <wp:effectExtent l="0" t="0" r="0" b="0"/>
@@ -305,8 +305,8 @@
                               <w:rPr>
                                 <w:rFonts w:ascii="EYInterstate Light" w:hAnsi="EYInterstate Light" w:cs="EYInterstate Light"/>
                                 <w:color w:val="747480"/>
-                                <w:sz w:val="18"/>
-                                <w:szCs w:val="18"/>
+                                <w:sz w:val="52"/>
+                                <w:szCs w:val="52"/>
                               </w:rPr>
                             </w:pPr>
                           </w:p>
@@ -345,7 +345,7 @@
           </mc:Choice>
           <mc:Fallback>
             <w:pict>
-              <v:shape id="Training" type="#_x0000_t202" style="position:absolute;margin-left:170.25pt;margin-top:484.5pt;width:675.0pt;height:247.5pt;z-index:251661312;visibility:visible;mso-wrap-style:square;mso-position-horizontal:absolute;mso-position-horizontal-relative:page;mso-position-vertical:absolute;mso-position-vertical-relative:page" filled="f" stroked="f">
+              <v:shape id="Training" type="#_x0000_t202" style="position:absolute;margin-left:170.25pt;margin-top:571.5pt;width:675.0pt;height:247.5pt;z-index:251661312;visibility:visible;mso-wrap-style:square;mso-position-horizontal:absolute;mso-position-horizontal-relative:page;mso-position-vertical:absolute;mso-position-vertical-relative:page" filled="f" stroked="f">
                 <v:textbox inset="0,0,0,0">
                   <w:txbxContent>
                     <w:p>
@@ -382,8 +382,8 @@
                         <w:rPr>
                           <w:rFonts w:ascii="EYInterstate Light" w:hAnsi="EYInterstate Light" w:cs="EYInterstate Light"/>
                           <w:color w:val="747480"/>
-                          <w:sz w:val="18"/>
-                          <w:szCs w:val="18"/>
+                          <w:sz w:val="52"/>
+                          <w:szCs w:val="52"/>
                         </w:rPr>
                       </w:pPr>
                     </w:p>

--- a/Templates/template_duration_day.docx
+++ b/Templates/template_duration_day.docx
@@ -1,515 +1,525 @@
 
 <file path=word/document.xml><?xml version="1.0" encoding="utf-8"?>
-<w:document xmlns:wpc="http://schemas.microsoft.com/office/word/2010/wordprocessingCanvas" xmlns:mc="http://schemas.openxmlformats.org/markup-compatibility/2006" xmlns:o="urn:schemas-microsoft-com:office:office" xmlns:r="http://schemas.openxmlformats.org/officeDocument/2006/relationships" xmlns:m="http://schemas.openxmlformats.org/officeDocument/2006/math" xmlns:v="urn:schemas-microsoft-com:vml" xmlns:wp14="http://schemas.microsoft.com/office/word/2010/wordprocessingDrawing" xmlns:wp="http://schemas.openxmlformats.org/drawingml/2006/wordprocessingDrawing" xmlns:w10="urn:schemas-microsoft-com:office:word" xmlns:w="http://schemas.openxmlformats.org/wordprocessingml/2006/main" xmlns:w14="http://schemas.microsoft.com/office/word/2010/wordml" xmlns:w15="http://schemas.microsoft.com/office/word/2012/wordml" xmlns:wpg="http://schemas.microsoft.com/office/word/2010/wordprocessingGroup" xmlns:wpi="http://schemas.microsoft.com/office/word/2010/wordprocessingInk" xmlns:wne="http://schemas.microsoft.com/office/word/2006/wordml" xmlns:wps="http://schemas.microsoft.com/office/word/2010/wordprocessingShape" mc:Ignorable="w14 w15 wp14">
+<w:document xmlns:wpc="http://schemas.microsoft.com/office/word/2010/wordprocessingCanvas" xmlns:cx="http://schemas.microsoft.com/office/drawing/2014/chartex" xmlns:cx1="http://schemas.microsoft.com/office/drawing/2015/9/8/chartex" xmlns:cx2="http://schemas.microsoft.com/office/drawing/2015/10/21/chartex" xmlns:cx3="http://schemas.microsoft.com/office/drawing/2016/5/9/chartex" xmlns:cx4="http://schemas.microsoft.com/office/drawing/2016/5/10/chartex" xmlns:cx5="http://schemas.microsoft.com/office/drawing/2016/5/11/chartex" xmlns:cx6="http://schemas.microsoft.com/office/drawing/2016/5/12/chartex" xmlns:cx7="http://schemas.microsoft.com/office/drawing/2016/5/13/chartex" xmlns:cx8="http://schemas.microsoft.com/office/drawing/2016/5/14/chartex" xmlns:mc="http://schemas.openxmlformats.org/markup-compatibility/2006" xmlns:aink="http://schemas.microsoft.com/office/drawing/2016/ink" xmlns:am3d="http://schemas.microsoft.com/office/drawing/2017/model3d" xmlns:o="urn:schemas-microsoft-com:office:office" xmlns:oel="http://schemas.microsoft.com/office/2019/extlst" xmlns:r="http://schemas.openxmlformats.org/officeDocument/2006/relationships" xmlns:m="http://schemas.openxmlformats.org/officeDocument/2006/math" xmlns:v="urn:schemas-microsoft-com:vml" xmlns:wp14="http://schemas.microsoft.com/office/word/2010/wordprocessingDrawing" xmlns:wp="http://schemas.openxmlformats.org/drawingml/2006/wordprocessingDrawing" xmlns:w10="urn:schemas-microsoft-com:office:word" xmlns:w="http://schemas.openxmlformats.org/wordprocessingml/2006/main" xmlns:w14="http://schemas.microsoft.com/office/word/2010/wordml" xmlns:w15="http://schemas.microsoft.com/office/word/2012/wordml" xmlns:w16cex="http://schemas.microsoft.com/office/word/2018/wordml/cex" xmlns:w16cid="http://schemas.microsoft.com/office/word/2016/wordml/cid" xmlns:w16="http://schemas.microsoft.com/office/word/2018/wordml" xmlns:w16sdtdh="http://schemas.microsoft.com/office/word/2020/wordml/sdtdatahash" xmlns:w16se="http://schemas.microsoft.com/office/word/2015/wordml/symex" xmlns:wpg="http://schemas.microsoft.com/office/word/2010/wordprocessingGroup" xmlns:wpi="http://schemas.microsoft.com/office/word/2010/wordprocessingInk" xmlns:wne="http://schemas.microsoft.com/office/word/2006/wordml" xmlns:wps="http://schemas.microsoft.com/office/word/2010/wordprocessingShape" mc:Ignorable="w14 w15 w16se w16cid w16 w16cex w16sdtdh wp14">
   <w:body>
     <w:p>
       <w:pPr>
-        <w:spacing w:before="0" w:after="0" w:line="240" w:lineRule="auto"/>
-        <w:rPr>
-          <w:sz w:val="2"/>
-          <w:szCs w:val="2"/>
+        <w:rPr>
+          <w:rFonts w:ascii="Times New Roman" w:hAnsi="Times New Roman"/>
+          <w:color w:val="000000" w:themeColor="text1"/>
+          <w:sz w:val="24"/>
+          <w:szCs w:val="24"/>
+        </w:rPr>
+      </w:pPr>
+    </w:p>
+    <w:p>
+      <w:pPr>
+        <w:rPr>
+          <w:rFonts w:ascii="Times New Roman" w:hAnsi="Times New Roman"/>
+          <w:color w:val="000000" w:themeColor="text1"/>
+          <w:sz w:val="24"/>
+          <w:szCs w:val="24"/>
+        </w:rPr>
+      </w:pPr>
+    </w:p>
+    <w:p>
+      <w:pPr>
+        <w:rPr>
+          <w:rFonts w:ascii="Times New Roman" w:hAnsi="Times New Roman"/>
+          <w:color w:val="000000" w:themeColor="text1"/>
+          <w:sz w:val="24"/>
+          <w:szCs w:val="24"/>
+        </w:rPr>
+      </w:pPr>
+    </w:p>
+    <w:p>
+      <w:pPr>
+        <w:rPr>
+          <w:rFonts w:ascii="Times New Roman" w:hAnsi="Times New Roman"/>
+          <w:color w:val="000000" w:themeColor="text1"/>
+          <w:sz w:val="24"/>
+          <w:szCs w:val="24"/>
+        </w:rPr>
+      </w:pPr>
+    </w:p>
+    <w:p>
+      <w:pPr>
+        <w:rPr>
+          <w:rFonts w:ascii="Times New Roman" w:hAnsi="Times New Roman"/>
+          <w:color w:val="000000" w:themeColor="text1"/>
+          <w:sz w:val="24"/>
+          <w:szCs w:val="24"/>
+        </w:rPr>
+      </w:pPr>
+    </w:p>
+    <w:p>
+      <w:pPr>
+        <w:rPr>
+          <w:rFonts w:ascii="Times New Roman" w:hAnsi="Times New Roman"/>
+          <w:color w:val="000000" w:themeColor="text1"/>
+          <w:sz w:val="24"/>
+          <w:szCs w:val="24"/>
+        </w:rPr>
+      </w:pPr>
+    </w:p>
+    <w:p>
+      <w:pPr>
+        <w:rPr>
+          <w:rFonts w:ascii="Times New Roman" w:hAnsi="Times New Roman"/>
+          <w:color w:val="000000" w:themeColor="text1"/>
+          <w:sz w:val="24"/>
+          <w:szCs w:val="24"/>
+        </w:rPr>
+      </w:pPr>
+    </w:p>
+    <w:p>
+      <w:pPr>
+        <w:rPr>
+          <w:rFonts w:ascii="Times New Roman" w:hAnsi="Times New Roman"/>
+          <w:color w:val="000000" w:themeColor="text1"/>
+          <w:sz w:val="24"/>
+          <w:szCs w:val="24"/>
+        </w:rPr>
+      </w:pPr>
+    </w:p>
+    <w:p>
+      <w:pPr>
+        <w:rPr>
+          <w:rFonts w:ascii="Times New Roman" w:hAnsi="Times New Roman"/>
+          <w:color w:val="000000" w:themeColor="text1"/>
+          <w:sz w:val="24"/>
+          <w:szCs w:val="24"/>
+        </w:rPr>
+      </w:pPr>
+    </w:p>
+    <w:p>
+      <w:pPr>
+        <w:rPr>
+          <w:rFonts w:ascii="Times New Roman" w:hAnsi="Times New Roman"/>
+          <w:color w:val="000000" w:themeColor="text1"/>
+          <w:sz w:val="24"/>
+          <w:szCs w:val="24"/>
+        </w:rPr>
+      </w:pPr>
+    </w:p>
+    <w:p>
+      <w:pPr>
+        <w:rPr>
+          <w:rFonts w:ascii="Times New Roman" w:hAnsi="Times New Roman"/>
+          <w:color w:val="000000" w:themeColor="text1"/>
+          <w:sz w:val="24"/>
+          <w:szCs w:val="24"/>
+        </w:rPr>
+      </w:pPr>
+    </w:p>
+    <w:p>
+      <w:pPr>
+        <w:rPr>
+          <w:rFonts w:ascii="Times New Roman" w:hAnsi="Times New Roman"/>
+          <w:color w:val="000000" w:themeColor="text1"/>
+          <w:sz w:val="24"/>
+          <w:szCs w:val="24"/>
+        </w:rPr>
+      </w:pPr>
+    </w:p>
+    <w:p>
+      <w:pPr>
+        <w:rPr>
+          <w:rFonts w:ascii="Times New Roman" w:hAnsi="Times New Roman"/>
+          <w:color w:val="000000" w:themeColor="text1"/>
+          <w:sz w:val="24"/>
+          <w:szCs w:val="24"/>
+        </w:rPr>
+      </w:pPr>
+    </w:p>
+    <w:p>
+      <w:pPr>
+        <w:rPr>
+          <w:rFonts w:ascii="Times New Roman" w:hAnsi="Times New Roman"/>
+          <w:color w:val="000000" w:themeColor="text1"/>
+          <w:sz w:val="24"/>
+          <w:szCs w:val="24"/>
+        </w:rPr>
+      </w:pPr>
+    </w:p>
+    <w:p>
+      <w:pPr>
+        <w:rPr>
+          <w:rFonts w:ascii="Times New Roman" w:hAnsi="Times New Roman"/>
+          <w:color w:val="000000" w:themeColor="text1"/>
+          <w:sz w:val="24"/>
+          <w:szCs w:val="24"/>
+        </w:rPr>
+      </w:pPr>
+    </w:p>
+    <w:p>
+      <w:pPr>
+        <w:rPr>
+          <w:rFonts w:ascii="Times New Roman" w:hAnsi="Times New Roman"/>
+          <w:color w:val="000000" w:themeColor="text1"/>
+          <w:sz w:val="24"/>
+          <w:szCs w:val="24"/>
+        </w:rPr>
+      </w:pPr>
+    </w:p>
+    <w:p>
+      <w:pPr>
+        <w:rPr>
+          <w:rFonts w:ascii="Times New Roman" w:hAnsi="Times New Roman"/>
+          <w:color w:val="000000" w:themeColor="text1"/>
+          <w:sz w:val="24"/>
+          <w:szCs w:val="24"/>
+        </w:rPr>
+      </w:pPr>
+    </w:p>
+    <w:p>
+      <w:pPr>
+        <w:rPr>
+          <w:rFonts w:ascii="Times New Roman" w:hAnsi="Times New Roman"/>
+          <w:color w:val="000000" w:themeColor="text1"/>
+          <w:sz w:val="24"/>
+          <w:szCs w:val="24"/>
+        </w:rPr>
+      </w:pPr>
+    </w:p>
+    <w:p>
+      <w:pPr>
+        <w:rPr>
+          <w:rFonts w:ascii="Times New Roman" w:hAnsi="Times New Roman"/>
+          <w:color w:val="000000" w:themeColor="text1"/>
+          <w:sz w:val="24"/>
+          <w:szCs w:val="24"/>
+        </w:rPr>
+      </w:pPr>
+    </w:p>
+    <w:p>
+      <w:pPr>
+        <w:rPr>
+          <w:rFonts w:ascii="Times New Roman" w:hAnsi="Times New Roman"/>
+          <w:color w:val="000000" w:themeColor="text1"/>
+          <w:sz w:val="24"/>
+          <w:szCs w:val="24"/>
+        </w:rPr>
+      </w:pPr>
+    </w:p>
+    <w:p>
+      <w:pPr>
+        <w:rPr>
+          <w:rFonts w:ascii="Times New Roman" w:hAnsi="Times New Roman"/>
+          <w:color w:val="000000" w:themeColor="text1"/>
+          <w:sz w:val="24"/>
+          <w:szCs w:val="24"/>
+        </w:rPr>
+      </w:pPr>
+    </w:p>
+    <w:p>
+      <w:pPr>
+        <w:rPr>
+          <w:rFonts w:ascii="Times New Roman" w:hAnsi="Times New Roman"/>
+          <w:color w:val="000000" w:themeColor="text1"/>
+          <w:sz w:val="24"/>
+          <w:szCs w:val="24"/>
+        </w:rPr>
+      </w:pPr>
+    </w:p>
+    <w:p>
+      <w:pPr>
+        <w:rPr>
+          <w:rFonts w:ascii="Times New Roman" w:hAnsi="Times New Roman"/>
+          <w:color w:val="000000" w:themeColor="text1"/>
+          <w:sz w:val="24"/>
+          <w:szCs w:val="24"/>
+        </w:rPr>
+      </w:pPr>
+    </w:p>
+    <w:p>
+      <w:pPr>
+        <w:rPr>
+          <w:rFonts w:ascii="Times New Roman" w:hAnsi="Times New Roman"/>
+          <w:color w:val="000000" w:themeColor="text1"/>
+          <w:sz w:val="24"/>
+          <w:szCs w:val="24"/>
+        </w:rPr>
+      </w:pPr>
+    </w:p>
+    <w:p>
+      <w:pPr>
+        <w:spacing w:after="45"/>
+        <w:rPr>
+          <w:rFonts w:ascii="Times New Roman" w:hAnsi="Times New Roman"/>
+          <w:color w:val="000000" w:themeColor="text1"/>
+          <w:sz w:val="24"/>
+          <w:szCs w:val="24"/>
         </w:rPr>
       </w:pPr>
       <w:r>
         <w:rPr>
+          <w:rFonts w:ascii="EYInterstate Light" w:hAnsi="EYInterstate Light"/>
           <w:noProof/>
-          <w:sz w:val="2"/>
-          <w:szCs w:val="2"/>
         </w:rPr>
         <mc:AlternateContent>
           <mc:Choice Requires="wps">
             <w:drawing>
-              <wp:anchor distT="0" distB="0" distL="0" distR="0" simplePos="0" relativeHeight="251659264" behindDoc="0" locked="0" layoutInCell="1" allowOverlap="1">
+              <wp:anchor distT="0" distB="0" distL="114300" distR="114300" simplePos="0" relativeHeight="251659264" behindDoc="0" locked="0" layoutInCell="1" allowOverlap="1" wp14:anchorId="1588B854" wp14:editId="391424EA">
                 <wp:simplePos x="0" y="0"/>
-                <wp:positionH relativeFrom="page">
-                  <wp:posOffset>1382853</wp:posOffset>
+                <wp:positionH relativeFrom="column">
+                  <wp:posOffset>952500</wp:posOffset>
                 </wp:positionH>
-                <wp:positionV relativeFrom="page">
-                  <wp:posOffset>3346585</wp:posOffset>
+                <wp:positionV relativeFrom="paragraph">
+                  <wp:posOffset>163195</wp:posOffset>
                 </wp:positionV>
-                <wp:extent cx="5482679" cy="548620"/>
+                <wp:extent cx="5547360" cy="522605"/>
                 <wp:effectExtent l="0" t="0" r="0" b="0"/>
                 <wp:wrapNone/>
-                <wp:docPr id="201" name="Name"/>
-                <wp:cNvGraphicFramePr>
-                  <a:graphicFrameLocks xmlns:a="http://schemas.openxmlformats.org/drawingml/2006/main" noChangeAspect="0"/>
-                </wp:cNvGraphicFramePr>
+                <wp:docPr id="2" name="TextBox 1">
+                  <a:extLst xmlns:a="http://schemas.openxmlformats.org/drawingml/2006/main">
+                    <a:ext uri="{FF2B5EF4-FFF2-40B4-BE49-F238E27FC236}">
+                      <a16:creationId xmlns:a16="http://schemas.microsoft.com/office/drawing/2014/main" id="{4AE7A47F-48EB-3976-FDCA-55DF6A683024}"/>
+                    </a:ext>
+                  </a:extLst>
+                </wp:docPr>
+                <wp:cNvGraphicFramePr/>
                 <a:graphic xmlns:a="http://schemas.openxmlformats.org/drawingml/2006/main">
                   <a:graphicData uri="http://schemas.microsoft.com/office/word/2010/wordprocessingShape">
                     <wps:wsp>
                       <wps:cNvSpPr txBox="1"/>
-                      <wps:spPr bwMode="auto">
+                      <wps:spPr>
                         <a:xfrm>
                           <a:off x="0" y="0"/>
-                          <a:ext cx="5482679" cy="548620"/>
+                          <a:ext cx="5547360" cy="522605"/>
                         </a:xfrm>
                         <a:prstGeom prst="rect">
                           <a:avLst/>
                         </a:prstGeom>
                         <a:noFill/>
-                        <a:ln>
-                          <a:noFill/>
-                        </a:ln>
                       </wps:spPr>
                       <wps:txbx>
                         <w:txbxContent>
                           <w:p>
                             <w:pPr>
-                              <w:spacing w:before="0" w:after="0" w:line="240" w:lineRule="auto"/>
-                              <w:ind w:left="0" w:right="0" w:firstLine="0"/>
-                              <w:jc w:val="left"/>
-                              <w:rPr>
-                                <w:rFonts w:ascii="EYInterstate Light" w:hAnsi="EYInterstate Light" w:cs="EYInterstate Light"/>
-                                <w:b/>
-                                <w:bCs/>
-                                <w:color w:val="2E2E38"/>
-                                <w:sz w:val="44"/>
-                                <w:szCs w:val="44"/>
+                              <w:rPr>
+                                <w:rFonts w:ascii="EYInterstate" w:hAnsi="EYInterstate"/>
+                                <w:color w:val="737373"/>
+                                <w:kern w:val="24"/>
+                                <w:sz w:val="36"/>
+                                <w:szCs w:val="36"/>
                               </w:rPr>
                             </w:pPr>
                             <w:r>
                               <w:rPr>
-                                <w:rFonts w:ascii="EYInterstate Light" w:hAnsi="EYInterstate Light" w:cs="EYInterstate Light"/>
-                                <w:b/>
-                                <w:bCs/>
-                                <w:color w:val="2E2E38"/>
-                                <w:sz w:val="44"/>
-                                <w:szCs w:val="44"/>
-                              </w:rPr>
-                              <w:t xml:space="preserve">{{Имя}} {{Фамилия}}</w:t>
+                                <w:rFonts w:ascii="EYInterstate" w:hAnsi="EYInterstate"/>
+                                <w:color w:val="000000" w:themeColor="text1"/>
+                                <w:kern w:val="24"/>
+                                <w:sz w:val="48"/>
+                                <w:szCs w:val="48"/>
+                              </w:rPr>
+                              <w:t>{{</w:t>
+                            </w:r>
+                            <w:proofErr w:type="spellStart"/>
+                            <w:r>
+                              <w:rPr>
+                                <w:rFonts w:ascii="EYInterstate" w:hAnsi="EYInterstate"/>
+                                <w:color w:val="000000" w:themeColor="text1"/>
+                                <w:kern w:val="24"/>
+                                <w:sz w:val="48"/>
+                                <w:szCs w:val="48"/>
+                              </w:rPr>
+                              <w:t>Имя</w:t>
+                            </w:r>
+                            <w:proofErr w:type="spellEnd"/>
+                            <w:r>
+                              <w:rPr>
+                                <w:rFonts w:ascii="EYInterstate" w:hAnsi="EYInterstate"/>
+                                <w:color w:val="000000" w:themeColor="text1"/>
+                                <w:kern w:val="24"/>
+                                <w:sz w:val="48"/>
+                                <w:szCs w:val="48"/>
+                              </w:rPr>
+                              <w:t>}} {{</w:t>
+                            </w:r>
+                            <w:proofErr w:type="spellStart"/>
+                            <w:r>
+                              <w:rPr>
+                                <w:rFonts w:ascii="EYInterstate" w:hAnsi="EYInterstate"/>
+                                <w:color w:val="000000"/>
+                                <w:kern w:val="24"/>
+                                <w:position w:val="1"/>
+                                <w:sz w:val="48"/>
+                                <w:szCs w:val="48"/>
+                              </w:rPr>
+                              <w:t>Фамилия</w:t>
+                            </w:r>
+                            <w:proofErr w:type="spellEnd"/>
+                            <w:r>
+                              <w:rPr>
+                                <w:rFonts w:ascii="EYInterstate" w:hAnsi="EYInterstate"/>
+                                <w:color w:val="000000"/>
+                                <w:kern w:val="24"/>
+                                <w:position w:val="1"/>
+                                <w:sz w:val="48"/>
+                                <w:szCs w:val="48"/>
+                              </w:rPr>
+                              <w:t>}}</w:t>
+                            </w:r>
+                            <w:r>
+                              <w:rPr>
+                                <w:rFonts w:ascii="EYInterstate" w:hAnsi="EYInterstate"/>
+                                <w:color w:val="000000"/>
+                                <w:kern w:val="24"/>
+                                <w:position w:val="1"/>
+                                <w:sz w:val="48"/>
+                                <w:szCs w:val="48"/>
+                              </w:rPr>
+                              <w:br/>
+                            </w:r>
+                          </w:p>
+                          <w:p>
+                            <w:pPr>
+                              <w:textAlignment w:val="baseline"/>
+                              <w:rPr>
+                                <w:rFonts w:ascii="EYInterstate" w:hAnsi="EYInterstate"/>
+                                <w:color w:val="000000"/>
+                                <w:kern w:val="24"/>
+                                <w:position w:val="1"/>
+                                <w:sz w:val="56"/>
+                                <w:szCs w:val="56"/>
+                              </w:rPr>
+                            </w:pPr>
+                            <w:r>
+                              <w:rPr>
+                                <w:rFonts w:ascii="EYInterstate" w:hAnsi="EYInterstate"/>
+                                <w:color w:val="000000"/>
+                                <w:kern w:val="24"/>
+                                <w:position w:val="1"/>
+                                <w:sz w:val="56"/>
+                                <w:szCs w:val="56"/>
+                              </w:rPr>
+                              <w:br/>
                             </w:r>
                           </w:p>
                         </w:txbxContent>
                       </wps:txbx>
-                      <wps:bodyPr rot="0" vert="horz" wrap="square" lIns="0" tIns="0" rIns="0" bIns="0" anchor="t" anchorCtr="0">
-                        <a:noAutofit/>
+                      <wps:bodyPr wrap="square" rtlCol="0">
+                        <a:spAutoFit/>
                       </wps:bodyPr>
                     </wps:wsp>
                   </a:graphicData>
                 </a:graphic>
+                <wp14:sizeRelH relativeFrom="margin">
+                  <wp14:pctWidth>0</wp14:pctWidth>
+                </wp14:sizeRelH>
               </wp:anchor>
             </w:drawing>
           </mc:Choice>
           <mc:Fallback>
             <w:pict>
-              <v:shapetype id="_x0000_t202" coordsize="21600,21600" o:spt="202" path="m,l,21600r21600,l21600,xe">
+              <v:shapetype w14:anchorId="1588B854" id="_x0000_t202" coordsize="21600,21600" o:spt="202" path="m,l,21600r21600,l21600,xe">
                 <v:stroke joinstyle="miter"/>
                 <v:path gradientshapeok="t" o:connecttype="rect"/>
               </v:shapetype>
-              <v:shape id="Name" type="#_x0000_t202" style="position:absolute;margin-left:170.25pt;margin-top:411.75pt;width:675.0pt;height:67.5pt;z-index:251659264;visibility:visible;mso-wrap-style:square;mso-position-horizontal:absolute;mso-position-horizontal-relative:page;mso-position-vertical:absolute;mso-position-vertical-relative:page" filled="f" stroked="f">
-                <v:textbox inset="0,0,0,0">
+              <v:shape id="TextBox 1" o:spid="_x0000_s1026" type="#_x0000_t202" style="position:absolute;margin-left:75pt;margin-top:12.85pt;width:436.8pt;height:41.15pt;z-index:251659264;visibility:visible;mso-wrap-style:square;mso-width-percent:0;mso-wrap-distance-left:9pt;mso-wrap-distance-top:0;mso-wrap-distance-right:9pt;mso-wrap-distance-bottom:0;mso-position-horizontal:absolute;mso-position-horizontal-relative:text;mso-position-vertical:absolute;mso-position-vertical-relative:text;mso-width-percent:0;mso-width-relative:margin;v-text-anchor:top" o:gfxdata="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" filled="f" stroked="f">
+                <v:textbox style="mso-fit-shape-to-text:t">
                   <w:txbxContent>
                     <w:p>
                       <w:pPr>
-                        <w:spacing w:before="0" w:after="0" w:line="240" w:lineRule="auto"/>
-                        <w:ind w:left="0" w:right="0" w:firstLine="0"/>
-                        <w:jc w:val="left"/>
-                        <w:rPr>
-                          <w:rFonts w:ascii="EYInterstate Light" w:hAnsi="EYInterstate Light" w:cs="EYInterstate Light"/>
-                          <w:b/>
-                          <w:bCs/>
-                          <w:color w:val="2E2E38"/>
-                          <w:sz w:val="44"/>
-                          <w:szCs w:val="44"/>
+                        <w:rPr>
+                          <w:rFonts w:ascii="EYInterstate" w:hAnsi="EYInterstate"/>
+                          <w:color w:val="737373"/>
+                          <w:kern w:val="24"/>
+                          <w:sz w:val="36"/>
+                          <w:szCs w:val="36"/>
                         </w:rPr>
                       </w:pPr>
                       <w:r>
                         <w:rPr>
-                          <w:rFonts w:ascii="EYInterstate Light" w:hAnsi="EYInterstate Light" w:cs="EYInterstate Light"/>
-                          <w:b/>
-                          <w:bCs/>
-                          <w:color w:val="2E2E38"/>
-                          <w:sz w:val="44"/>
-                          <w:szCs w:val="44"/>
-                        </w:rPr>
-                        <w:t xml:space="preserve">{{Имя}} {{Фамилия}}</w:t>
+                          <w:rFonts w:ascii="EYInterstate" w:hAnsi="EYInterstate"/>
+                          <w:color w:val="000000" w:themeColor="text1"/>
+                          <w:kern w:val="24"/>
+                          <w:sz w:val="48"/>
+                          <w:szCs w:val="48"/>
+                        </w:rPr>
+                        <w:t>{{</w:t>
                       </w:r>
-                    </w:p>
-                  </w:txbxContent>
-                </v:textbox>
-              </v:shape>
-            </w:pict>
-          </mc:Fallback>
-        </mc:AlternateContent>
-        <mc:AlternateContent>
-          <mc:Choice Requires="wps">
-            <w:drawing>
-              <wp:anchor distT="0" distB="0" distL="0" distR="0" simplePos="0" relativeHeight="251660288" behindDoc="0" locked="0" layoutInCell="1" allowOverlap="1">
-                <wp:simplePos x="0" y="0"/>
-                <wp:positionH relativeFrom="page">
-                  <wp:posOffset>1382853</wp:posOffset>
-                </wp:positionH>
-                <wp:positionV relativeFrom="page">
-                  <wp:posOffset>3992738</wp:posOffset>
-                </wp:positionV>
-                <wp:extent cx="5482679" cy="365747"/>
-                <wp:effectExtent l="0" t="0" r="0" b="0"/>
-                <wp:wrapNone/>
-                <wp:docPr id="202" name="Static2"/>
-                <wp:cNvGraphicFramePr>
-                  <a:graphicFrameLocks xmlns:a="http://schemas.openxmlformats.org/drawingml/2006/main" noChangeAspect="0"/>
-                </wp:cNvGraphicFramePr>
-                <a:graphic xmlns:a="http://schemas.openxmlformats.org/drawingml/2006/main">
-                  <a:graphicData uri="http://schemas.microsoft.com/office/word/2010/wordprocessingShape">
-                    <wps:wsp>
-                      <wps:cNvSpPr txBox="1"/>
-                      <wps:spPr bwMode="auto">
-                        <a:xfrm>
-                          <a:off x="0" y="0"/>
-                          <a:ext cx="5482679" cy="365747"/>
-                        </a:xfrm>
-                        <a:prstGeom prst="rect">
-                          <a:avLst/>
-                        </a:prstGeom>
-                        <a:noFill/>
-                        <a:ln>
-                          <a:noFill/>
-                        </a:ln>
-                      </wps:spPr>
-                      <wps:txbx>
-                        <w:txbxContent>
-                          <w:p>
-                            <w:pPr>
-                              <w:spacing w:before="0" w:after="0" w:line="240" w:lineRule="auto"/>
-                              <w:ind w:left="0" w:right="0" w:firstLine="0"/>
-                              <w:jc w:val="left"/>
-                              <w:rPr>
-                                <w:rFonts w:ascii="EYInterstate Light" w:hAnsi="EYInterstate Light" w:cs="EYInterstate Light"/>
-                                <w:color w:val="747480"/>
-                                <w:sz w:val="32"/>
-                                <w:szCs w:val="32"/>
-                              </w:rPr>
-                            </w:pPr>
-                            <w:r>
-                              <w:rPr>
-                                <w:rFonts w:ascii="EYInterstate Light" w:hAnsi="EYInterstate Light" w:cs="EYInterstate Light"/>
-                                <w:color w:val="747480"/>
-                                <w:sz w:val="32"/>
-                                <w:szCs w:val="32"/>
-                              </w:rPr>
-                              <w:t xml:space="preserve">has successfully completed the intensive training</w:t>
-                            </w:r>
-                          </w:p>
-                        </w:txbxContent>
-                      </wps:txbx>
-                      <wps:bodyPr rot="0" vert="horz" wrap="square" lIns="0" tIns="0" rIns="0" bIns="0" anchor="t" anchorCtr="0">
-                        <a:noAutofit/>
-                      </wps:bodyPr>
-                    </wps:wsp>
-                  </a:graphicData>
-                </a:graphic>
-              </wp:anchor>
-            </w:drawing>
-          </mc:Choice>
-          <mc:Fallback>
-            <w:pict>
-              <v:shape id="Static2" type="#_x0000_t202" style="position:absolute;margin-left:170.25pt;margin-top:491.25pt;width:675.0pt;height:45.0pt;z-index:251660288;visibility:visible;mso-wrap-style:square;mso-position-horizontal:absolute;mso-position-horizontal-relative:page;mso-position-vertical:absolute;mso-position-vertical-relative:page" filled="f" stroked="f">
-                <v:textbox inset="0,0,0,0">
-                  <w:txbxContent>
-                    <w:p>
-                      <w:pPr>
-                        <w:spacing w:before="0" w:after="0" w:line="240" w:lineRule="auto"/>
-                        <w:ind w:left="0" w:right="0" w:firstLine="0"/>
-                        <w:jc w:val="left"/>
-                        <w:rPr>
-                          <w:rFonts w:ascii="EYInterstate Light" w:hAnsi="EYInterstate Light" w:cs="EYInterstate Light"/>
-                          <w:color w:val="747480"/>
-                          <w:sz w:val="32"/>
-                          <w:szCs w:val="32"/>
-                        </w:rPr>
-                      </w:pPr>
+                      <w:proofErr w:type="spellStart"/>
                       <w:r>
                         <w:rPr>
-                          <w:rFonts w:ascii="EYInterstate Light" w:hAnsi="EYInterstate Light" w:cs="EYInterstate Light"/>
-                          <w:color w:val="747480"/>
-                          <w:sz w:val="32"/>
-                          <w:szCs w:val="32"/>
-                        </w:rPr>
-                        <w:t xml:space="preserve">has successfully completed the intensive training</w:t>
+                          <w:rFonts w:ascii="EYInterstate" w:hAnsi="EYInterstate"/>
+                          <w:color w:val="000000" w:themeColor="text1"/>
+                          <w:kern w:val="24"/>
+                          <w:sz w:val="48"/>
+                          <w:szCs w:val="48"/>
+                        </w:rPr>
+                        <w:t>Имя</w:t>
                       </w:r>
-                    </w:p>
-                  </w:txbxContent>
-                </v:textbox>
-              </v:shape>
-            </w:pict>
-          </mc:Fallback>
-        </mc:AlternateContent>
-        <mc:AlternateContent>
-          <mc:Choice Requires="wps">
-            <w:drawing>
-              <wp:anchor distT="0" distB="0" distL="0" distR="0" simplePos="0" relativeHeight="251661312" behindDoc="0" locked="0" layoutInCell="1" allowOverlap="1">
-                <wp:simplePos x="0" y="0"/>
-                <wp:positionH relativeFrom="page">
-                  <wp:posOffset>1382853</wp:posOffset>
-                </wp:positionH>
-                <wp:positionV relativeFrom="page">
-                  <wp:posOffset>4644986</wp:posOffset>
-                </wp:positionV>
-                <wp:extent cx="5482679" cy="2011608"/>
-                <wp:effectExtent l="0" t="0" r="0" b="0"/>
-                <wp:wrapNone/>
-                <wp:docPr id="203" name="Training"/>
-                <wp:cNvGraphicFramePr>
-                  <a:graphicFrameLocks xmlns:a="http://schemas.openxmlformats.org/drawingml/2006/main" noChangeAspect="0"/>
-                </wp:cNvGraphicFramePr>
-                <a:graphic xmlns:a="http://schemas.openxmlformats.org/drawingml/2006/main">
-                  <a:graphicData uri="http://schemas.microsoft.com/office/word/2010/wordprocessingShape">
-                    <wps:wsp>
-                      <wps:cNvSpPr txBox="1"/>
-                      <wps:spPr bwMode="auto">
-                        <a:xfrm>
-                          <a:off x="0" y="0"/>
-                          <a:ext cx="5482679" cy="2011608"/>
-                        </a:xfrm>
-                        <a:prstGeom prst="rect">
-                          <a:avLst/>
-                        </a:prstGeom>
-                        <a:noFill/>
-                        <a:ln>
-                          <a:noFill/>
-                        </a:ln>
-                      </wps:spPr>
-                      <wps:txbx>
-                        <w:txbxContent>
-                          <w:p>
-                            <w:pPr>
-                              <w:spacing w:before="0" w:after="0" w:line="240" w:lineRule="auto"/>
-                              <w:ind w:left="0" w:right="0" w:firstLine="0"/>
-                              <w:jc w:val="left"/>
-                              <w:rPr>
-                                <w:rFonts w:ascii="EYInterstate Light" w:hAnsi="EYInterstate Light" w:cs="EYInterstate Light"/>
-                                <w:b/>
-                                <w:bCs/>
-                                <w:color w:val="2E2E38"/>
-                                <w:sz w:val="40"/>
-                                <w:szCs w:val="40"/>
-                              </w:rPr>
-                            </w:pPr>
-                            <w:r>
-                              <w:rPr>
-                                <w:rFonts w:ascii="EYInterstate Light" w:hAnsi="EYInterstate Light" w:cs="EYInterstate Light"/>
-                                <w:b/>
-                                <w:bCs/>
-                                <w:color w:val="2E2E38"/>
-                                <w:sz w:val="40"/>
-                                <w:szCs w:val="40"/>
-                              </w:rPr>
-                              <w:t xml:space="preserve">{{Тренинг}}</w:t>
-                            </w:r>
-                          </w:p>
-                          <w:p>
-                            <w:pPr>
-                              <w:spacing w:before="0" w:after="0" w:line="240" w:lineRule="auto"/>
-                              <w:ind w:left="0" w:right="0" w:firstLine="0"/>
-                              <w:jc w:val="left"/>
-                              <w:rPr>
-                                <w:rFonts w:ascii="EYInterstate Light" w:hAnsi="EYInterstate Light" w:cs="EYInterstate Light"/>
-                                <w:color w:val="747480"/>
-                                <w:sz w:val="52"/>
-                                <w:szCs w:val="52"/>
-                              </w:rPr>
-                            </w:pPr>
-                          </w:p>
-                          <w:p>
-                            <w:pPr>
-                              <w:spacing w:before="0" w:after="0" w:line="240" w:lineRule="auto"/>
-                              <w:ind w:left="0" w:right="0" w:firstLine="0"/>
-                              <w:jc w:val="left"/>
-                              <w:rPr>
-                                <w:rFonts w:ascii="EYInterstate Light" w:hAnsi="EYInterstate Light" w:cs="EYInterstate Light"/>
-                                <w:color w:val="747480"/>
-                                <w:sz w:val="24"/>
-                                <w:szCs w:val="24"/>
-                              </w:rPr>
-                            </w:pPr>
-                            <w:r>
-                              <w:rPr>
-                                <w:rFonts w:ascii="EYInterstate Light" w:hAnsi="EYInterstate Light" w:cs="EYInterstate Light"/>
-                                <w:color w:val="747480"/>
-                                <w:sz w:val="24"/>
-                                <w:szCs w:val="24"/>
-                              </w:rPr>
-                              <w:t xml:space="preserve">{{Дата1}} – {{Дата2}} {{Месяц1}}, {{Год}}, {{Город}}</w:t>
-                            </w:r>
-                          </w:p>
-                        </w:txbxContent>
-                      </wps:txbx>
-                      <wps:bodyPr rot="0" vert="horz" wrap="square" lIns="0" tIns="0" rIns="0" bIns="0" anchor="t" anchorCtr="0">
-                        <a:noAutofit/>
-                      </wps:bodyPr>
-                    </wps:wsp>
-                  </a:graphicData>
-                </a:graphic>
-              </wp:anchor>
-            </w:drawing>
-          </mc:Choice>
-          <mc:Fallback>
-            <w:pict>
-              <v:shape id="Training" type="#_x0000_t202" style="position:absolute;margin-left:170.25pt;margin-top:571.5pt;width:675.0pt;height:247.5pt;z-index:251661312;visibility:visible;mso-wrap-style:square;mso-position-horizontal:absolute;mso-position-horizontal-relative:page;mso-position-vertical:absolute;mso-position-vertical-relative:page" filled="f" stroked="f">
-                <v:textbox inset="0,0,0,0">
-                  <w:txbxContent>
-                    <w:p>
-                      <w:pPr>
-                        <w:spacing w:before="0" w:after="0" w:line="240" w:lineRule="auto"/>
-                        <w:ind w:left="0" w:right="0" w:firstLine="0"/>
-                        <w:jc w:val="left"/>
-                        <w:rPr>
-                          <w:rFonts w:ascii="EYInterstate Light" w:hAnsi="EYInterstate Light" w:cs="EYInterstate Light"/>
-                          <w:b/>
-                          <w:bCs/>
-                          <w:color w:val="2E2E38"/>
-                          <w:sz w:val="40"/>
-                          <w:szCs w:val="40"/>
-                        </w:rPr>
-                      </w:pPr>
+                      <w:proofErr w:type="spellEnd"/>
                       <w:r>
                         <w:rPr>
-                          <w:rFonts w:ascii="EYInterstate Light" w:hAnsi="EYInterstate Light" w:cs="EYInterstate Light"/>
-                          <w:b/>
-                          <w:bCs/>
-                          <w:color w:val="2E2E38"/>
-                          <w:sz w:val="40"/>
-                          <w:szCs w:val="40"/>
-                        </w:rPr>
-                        <w:t xml:space="preserve">{{Тренинг}}</w:t>
+                          <w:rFonts w:ascii="EYInterstate" w:hAnsi="EYInterstate"/>
+                          <w:color w:val="000000" w:themeColor="text1"/>
+                          <w:kern w:val="24"/>
+                          <w:sz w:val="48"/>
+                          <w:szCs w:val="48"/>
+                        </w:rPr>
+                        <w:t>}} {{</w:t>
+                      </w:r>
+                      <w:proofErr w:type="spellStart"/>
+                      <w:r>
+                        <w:rPr>
+                          <w:rFonts w:ascii="EYInterstate" w:hAnsi="EYInterstate"/>
+                          <w:color w:val="000000"/>
+                          <w:kern w:val="24"/>
+                          <w:position w:val="1"/>
+                          <w:sz w:val="48"/>
+                          <w:szCs w:val="48"/>
+                        </w:rPr>
+                        <w:t>Фамилия</w:t>
+                      </w:r>
+                      <w:proofErr w:type="spellEnd"/>
+                      <w:r>
+                        <w:rPr>
+                          <w:rFonts w:ascii="EYInterstate" w:hAnsi="EYInterstate"/>
+                          <w:color w:val="000000"/>
+                          <w:kern w:val="24"/>
+                          <w:position w:val="1"/>
+                          <w:sz w:val="48"/>
+                          <w:szCs w:val="48"/>
+                        </w:rPr>
+                        <w:t>}}</w:t>
+                      </w:r>
+                      <w:r>
+                        <w:rPr>
+                          <w:rFonts w:ascii="EYInterstate" w:hAnsi="EYInterstate"/>
+                          <w:color w:val="000000"/>
+                          <w:kern w:val="24"/>
+                          <w:position w:val="1"/>
+                          <w:sz w:val="48"/>
+                          <w:szCs w:val="48"/>
+                        </w:rPr>
+                        <w:br/>
                       </w:r>
                     </w:p>
                     <w:p>
                       <w:pPr>
-                        <w:spacing w:before="0" w:after="0" w:line="240" w:lineRule="auto"/>
-                        <w:ind w:left="0" w:right="0" w:firstLine="0"/>
-                        <w:jc w:val="left"/>
-                        <w:rPr>
-                          <w:rFonts w:ascii="EYInterstate Light" w:hAnsi="EYInterstate Light" w:cs="EYInterstate Light"/>
-                          <w:color w:val="747480"/>
-                          <w:sz w:val="52"/>
-                          <w:szCs w:val="52"/>
-                        </w:rPr>
-                      </w:pPr>
-                    </w:p>
-                    <w:p>
-                      <w:pPr>
-                        <w:spacing w:before="0" w:after="0" w:line="240" w:lineRule="auto"/>
-                        <w:ind w:left="0" w:right="0" w:firstLine="0"/>
-                        <w:jc w:val="left"/>
-                        <w:rPr>
-                          <w:rFonts w:ascii="EYInterstate Light" w:hAnsi="EYInterstate Light" w:cs="EYInterstate Light"/>
-                          <w:color w:val="747480"/>
-                          <w:sz w:val="24"/>
-                          <w:szCs w:val="24"/>
+                        <w:textAlignment w:val="baseline"/>
+                        <w:rPr>
+                          <w:rFonts w:ascii="EYInterstate" w:hAnsi="EYInterstate"/>
+                          <w:color w:val="000000"/>
+                          <w:kern w:val="24"/>
+                          <w:position w:val="1"/>
+                          <w:sz w:val="56"/>
+                          <w:szCs w:val="56"/>
                         </w:rPr>
                       </w:pPr>
                       <w:r>
                         <w:rPr>
-                          <w:rFonts w:ascii="EYInterstate Light" w:hAnsi="EYInterstate Light" w:cs="EYInterstate Light"/>
-                          <w:color w:val="747480"/>
-                          <w:sz w:val="24"/>
-                          <w:szCs w:val="24"/>
-                        </w:rPr>
-                        <w:t xml:space="preserve">{{Дата1}} – {{Дата2}} {{Месяц1}}, {{Год}}, {{Город}}</w:t>
-                      </w:r>
-                    </w:p>
-                  </w:txbxContent>
-                </v:textbox>
-              </v:shape>
-            </w:pict>
-          </mc:Fallback>
-        </mc:AlternateContent>
-        <mc:AlternateContent>
-          <mc:Choice Requires="wps">
-            <w:drawing>
-              <wp:anchor distT="0" distB="0" distL="0" distR="0" simplePos="0" relativeHeight="251662336" behindDoc="0" locked="0" layoutInCell="1" allowOverlap="1">
-                <wp:simplePos x="0" y="0"/>
-                <wp:positionH relativeFrom="page">
-                  <wp:posOffset>1382853</wp:posOffset>
-                </wp:positionH>
-                <wp:positionV relativeFrom="page">
-                  <wp:posOffset>9814210</wp:posOffset>
-                </wp:positionV>
-                <wp:extent cx="5482679" cy="274310"/>
-                <wp:effectExtent l="0" t="0" r="0" b="0"/>
-                <wp:wrapNone/>
-                <wp:docPr id="204" name="CertId"/>
-                <wp:cNvGraphicFramePr>
-                  <a:graphicFrameLocks xmlns:a="http://schemas.openxmlformats.org/drawingml/2006/main" noChangeAspect="0"/>
-                </wp:cNvGraphicFramePr>
-                <a:graphic xmlns:a="http://schemas.openxmlformats.org/drawingml/2006/main">
-                  <a:graphicData uri="http://schemas.microsoft.com/office/word/2010/wordprocessingShape">
-                    <wps:wsp>
-                      <wps:cNvSpPr txBox="1"/>
-                      <wps:spPr bwMode="auto">
-                        <a:xfrm>
-                          <a:off x="0" y="0"/>
-                          <a:ext cx="5482679" cy="274310"/>
-                        </a:xfrm>
-                        <a:prstGeom prst="rect">
-                          <a:avLst/>
-                        </a:prstGeom>
-                        <a:noFill/>
-                        <a:ln>
-                          <a:noFill/>
-                        </a:ln>
-                      </wps:spPr>
-                      <wps:txbx>
-                        <w:txbxContent>
-                          <w:p>
-                            <w:pPr>
-                              <w:spacing w:before="0" w:after="0" w:line="240" w:lineRule="auto"/>
-                              <w:ind w:left="0" w:right="0" w:firstLine="0"/>
-                              <w:jc w:val="left"/>
-                              <w:rPr>
-                                <w:rFonts w:ascii="EYInterstate Light" w:hAnsi="EYInterstate Light" w:cs="EYInterstate Light"/>
-                                <w:color w:val="747480"/>
-                                <w:sz w:val="24"/>
-                                <w:szCs w:val="24"/>
-                              </w:rPr>
-                            </w:pPr>
-                            <w:r>
-                              <w:rPr>
-                                <w:rFonts w:ascii="EYInterstate Light" w:hAnsi="EYInterstate Light" w:cs="EYInterstate Light"/>
-                                <w:color w:val="747480"/>
-                                <w:sz w:val="24"/>
-                                <w:szCs w:val="24"/>
-                              </w:rPr>
-                              <w:t xml:space="preserve">Certificate ID Number: {{Идентификатор}}</w:t>
-                            </w:r>
-                          </w:p>
-                        </w:txbxContent>
-                      </wps:txbx>
-                      <wps:bodyPr rot="0" vert="horz" wrap="square" lIns="0" tIns="0" rIns="0" bIns="0" anchor="t" anchorCtr="0">
-                        <a:noAutofit/>
-                      </wps:bodyPr>
-                    </wps:wsp>
-                  </a:graphicData>
-                </a:graphic>
-              </wp:anchor>
-            </w:drawing>
-          </mc:Choice>
-          <mc:Fallback>
-            <w:pict>
-              <v:shape id="CertId" type="#_x0000_t202" style="position:absolute;margin-left:170.25pt;margin-top:1207.5pt;width:675.0pt;height:33.75pt;z-index:251662336;visibility:visible;mso-wrap-style:square;mso-position-horizontal:absolute;mso-position-horizontal-relative:page;mso-position-vertical:absolute;mso-position-vertical-relative:page" filled="f" stroked="f">
-                <v:textbox inset="0,0,0,0">
-                  <w:txbxContent>
-                    <w:p>
-                      <w:pPr>
-                        <w:spacing w:before="0" w:after="0" w:line="240" w:lineRule="auto"/>
-                        <w:ind w:left="0" w:right="0" w:firstLine="0"/>
-                        <w:jc w:val="left"/>
-                        <w:rPr>
-                          <w:rFonts w:ascii="EYInterstate Light" w:hAnsi="EYInterstate Light" w:cs="EYInterstate Light"/>
-                          <w:color w:val="747480"/>
-                          <w:sz w:val="24"/>
-                          <w:szCs w:val="24"/>
-                        </w:rPr>
-                      </w:pPr>
-                      <w:r>
-                        <w:rPr>
-                          <w:rFonts w:ascii="EYInterstate Light" w:hAnsi="EYInterstate Light" w:cs="EYInterstate Light"/>
-                          <w:color w:val="747480"/>
-                          <w:sz w:val="24"/>
-                          <w:szCs w:val="24"/>
-                        </w:rPr>
-                        <w:t xml:space="preserve">Certificate ID Number: {{Идентификатор}}</w:t>
+                          <w:rFonts w:ascii="EYInterstate" w:hAnsi="EYInterstate"/>
+                          <w:color w:val="000000"/>
+                          <w:kern w:val="24"/>
+                          <w:position w:val="1"/>
+                          <w:sz w:val="56"/>
+                          <w:szCs w:val="56"/>
+                        </w:rPr>
+                        <w:br/>
                       </w:r>
                     </w:p>
                   </w:txbxContent>
@@ -520,10 +530,656 @@
         </mc:AlternateContent>
       </w:r>
     </w:p>
+    <w:p>
+      <w:pPr>
+        <w:spacing w:line="556" w:lineRule="exact"/>
+        <w:ind w:left="1640"/>
+        <w:rPr>
+          <w:rFonts w:ascii="Times New Roman" w:hAnsi="Times New Roman" w:cs="Times New Roman"/>
+          <w:color w:val="010302"/>
+        </w:rPr>
+      </w:pPr>
+      <w:r>
+        <w:rPr>
+          <w:rFonts w:ascii="Times New Roman" w:hAnsi="Times New Roman" w:cs="Times New Roman"/>
+          <w:sz w:val="48"/>
+          <w:szCs w:val="48"/>
+        </w:rPr>
+        <w:t xml:space="preserve"> </w:t>
+      </w:r>
+    </w:p>
+    <w:p>
+      <w:pPr>
+        <w:spacing w:before="600" w:line="417" w:lineRule="exact"/>
+        <w:ind w:left="1640"/>
+        <w:rPr>
+          <w:rFonts w:ascii="Times New Roman" w:hAnsi="Times New Roman" w:cs="Times New Roman"/>
+          <w:color w:val="010302"/>
+        </w:rPr>
+      </w:pPr>
+      <w:r>
+        <w:rPr>
+          <w:rFonts w:ascii="EYInterstate Light" w:hAnsi="EYInterstate Light"/>
+          <w:noProof/>
+        </w:rPr>
+        <mc:AlternateContent>
+          <mc:Choice Requires="wps">
+            <w:drawing>
+              <wp:anchor distT="0" distB="0" distL="114300" distR="114300" simplePos="0" relativeHeight="251660288" behindDoc="0" locked="0" layoutInCell="1" allowOverlap="1" wp14:anchorId="54D8F9E7" wp14:editId="22F7E50B">
+                <wp:simplePos x="0" y="0"/>
+                <wp:positionH relativeFrom="column">
+                  <wp:posOffset>947420</wp:posOffset>
+                </wp:positionH>
+                <wp:positionV relativeFrom="paragraph">
+                  <wp:posOffset>503555</wp:posOffset>
+                </wp:positionV>
+                <wp:extent cx="5559136" cy="953770"/>
+                <wp:effectExtent l="0" t="0" r="0" b="0"/>
+                <wp:wrapNone/>
+                <wp:docPr id="3" name="TextBox 2">
+                  <a:extLst xmlns:a="http://schemas.openxmlformats.org/drawingml/2006/main">
+                    <a:ext uri="{FF2B5EF4-FFF2-40B4-BE49-F238E27FC236}">
+                      <a16:creationId xmlns:a16="http://schemas.microsoft.com/office/drawing/2014/main" id="{A5D9CC69-48AE-B4C0-50C3-FFD906D7C25E}"/>
+                    </a:ext>
+                  </a:extLst>
+                </wp:docPr>
+                <wp:cNvGraphicFramePr/>
+                <a:graphic xmlns:a="http://schemas.openxmlformats.org/drawingml/2006/main">
+                  <a:graphicData uri="http://schemas.microsoft.com/office/word/2010/wordprocessingShape">
+                    <wps:wsp>
+                      <wps:cNvSpPr txBox="1"/>
+                      <wps:spPr>
+                        <a:xfrm>
+                          <a:off x="0" y="0"/>
+                          <a:ext cx="5559136" cy="953770"/>
+                        </a:xfrm>
+                        <a:prstGeom prst="rect">
+                          <a:avLst/>
+                        </a:prstGeom>
+                        <a:noFill/>
+                      </wps:spPr>
+                      <wps:txbx>
+                        <w:txbxContent>
+                          <w:p>
+                            <w:pPr>
+                              <w:spacing w:line="276" w:lineRule="auto"/>
+                              <w:rPr>
+                                <w:rFonts w:ascii="EYInterstate" w:hAnsi="EYInterstate"/>
+                                <w:color w:val="000000" w:themeColor="text1"/>
+                                <w:kern w:val="24"/>
+                                <w:sz w:val="40"/>
+                                <w:szCs w:val="40"/>
+                              </w:rPr>
+                            </w:pPr>
+                            <w:r>
+                              <w:rPr>
+                                <w:rFonts w:hAnsi="Calibri"/>
+                                <w:color w:val="000000" w:themeColor="text1"/>
+                                <w:kern w:val="24"/>
+                                <w:sz w:val="56"/>
+                                <w:szCs w:val="56"/>
+                              </w:rPr>
+                              <w:br/>
+                            </w:r>
+                            <w:r>
+                              <w:rPr>
+                                <w:rFonts w:ascii="EYInterstate" w:hAnsi="EYInterstate"/>
+                                <w:color w:val="000000" w:themeColor="text1"/>
+                                <w:kern w:val="24"/>
+                                <w:sz w:val="40"/>
+                                <w:szCs w:val="40"/>
+                              </w:rPr>
+                              <w:t>{{</w:t>
+                            </w:r>
+                            <w:proofErr w:type="spellStart"/>
+                            <w:r>
+                              <w:rPr>
+                                <w:rFonts w:ascii="EYInterstate" w:hAnsi="EYInterstate"/>
+                                <w:color w:val="000000" w:themeColor="text1"/>
+                                <w:kern w:val="24"/>
+                                <w:sz w:val="40"/>
+                                <w:szCs w:val="40"/>
+                              </w:rPr>
+                              <w:t>Тренинг</w:t>
+                            </w:r>
+                            <w:proofErr w:type="spellEnd"/>
+                            <w:r>
+                              <w:rPr>
+                                <w:rFonts w:ascii="EYInterstate" w:hAnsi="EYInterstate"/>
+                                <w:color w:val="000000" w:themeColor="text1"/>
+                                <w:kern w:val="24"/>
+                                <w:sz w:val="40"/>
+                                <w:szCs w:val="40"/>
+                              </w:rPr>
+                              <w:t>}}</w:t>
+                            </w:r>
+                          </w:p>
+                          <w:p>
+                            <w:pPr>
+                              <w:spacing w:line="276" w:lineRule="auto"/>
+                              <w:rPr>
+                                <w:rFonts w:ascii="EYInterstate" w:hAnsi="EYInterstate"/>
+                                <w:color w:val="000000" w:themeColor="text1"/>
+                                <w:kern w:val="24"/>
+                                <w:sz w:val="28"/>
+                                <w:szCs w:val="28"/>
+                              </w:rPr>
+                            </w:pPr>
+                          </w:p>
+                          <w:p>
+                            <w:pPr>
+                              <w:spacing w:line="276" w:lineRule="auto"/>
+                              <w:rPr>
+                                <w:rFonts w:ascii="EYInterstate" w:hAnsi="EYInterstate"/>
+                                <w:color w:val="747480"/>
+                                <w:kern w:val="24"/>
+                                <w:sz w:val="28"/>
+                                <w:szCs w:val="28"/>
+                              </w:rPr>
+                            </w:pPr>
+                            <w:r>
+                              <w:rPr>
+                                <w:rFonts w:ascii="EYInterstate" w:hAnsi="EYInterstate"/>
+                                <w:color w:val="747480"/>
+                                <w:kern w:val="24"/>
+                                <w:sz w:val="28"/>
+                                <w:szCs w:val="28"/>
+                              </w:rPr>
+                              <w:t>{{Дата1}} – {{Дата2}} {{Месяц1}}, {{</w:t>
+                            </w:r>
+                            <w:proofErr w:type="spellStart"/>
+                            <w:r>
+                              <w:rPr>
+                                <w:rFonts w:ascii="EYInterstate" w:hAnsi="EYInterstate"/>
+                                <w:color w:val="747480"/>
+                                <w:kern w:val="24"/>
+                                <w:sz w:val="28"/>
+                                <w:szCs w:val="28"/>
+                              </w:rPr>
+                              <w:t>Год</w:t>
+                            </w:r>
+                            <w:proofErr w:type="spellEnd"/>
+                            <w:r>
+                              <w:rPr>
+                                <w:rFonts w:ascii="EYInterstate" w:hAnsi="EYInterstate"/>
+                                <w:color w:val="747480"/>
+                                <w:kern w:val="24"/>
+                                <w:sz w:val="28"/>
+                                <w:szCs w:val="28"/>
+                              </w:rPr>
+                              <w:t>}}, {{</w:t>
+                            </w:r>
+                            <w:proofErr w:type="spellStart"/>
+                            <w:r>
+                              <w:rPr>
+                                <w:rFonts w:ascii="EYInterstate" w:hAnsi="EYInterstate"/>
+                                <w:color w:val="747480"/>
+                                <w:kern w:val="24"/>
+                                <w:sz w:val="28"/>
+                                <w:szCs w:val="28"/>
+                              </w:rPr>
+                              <w:t>Город</w:t>
+                            </w:r>
+                            <w:proofErr w:type="spellEnd"/>
+                            <w:r>
+                              <w:rPr>
+                                <w:rFonts w:ascii="EYInterstate" w:hAnsi="EYInterstate"/>
+                                <w:color w:val="747480"/>
+                                <w:kern w:val="24"/>
+                                <w:sz w:val="28"/>
+                                <w:szCs w:val="28"/>
+                              </w:rPr>
+                              <w:t>}}</w:t>
+                            </w:r>
+                          </w:p>
+                        </w:txbxContent>
+                      </wps:txbx>
+                      <wps:bodyPr wrap="square" rtlCol="0">
+                        <a:spAutoFit/>
+                      </wps:bodyPr>
+                    </wps:wsp>
+                  </a:graphicData>
+                </a:graphic>
+                <wp14:sizeRelH relativeFrom="margin">
+                  <wp14:pctWidth>0</wp14:pctWidth>
+                </wp14:sizeRelH>
+              </wp:anchor>
+            </w:drawing>
+          </mc:Choice>
+          <mc:Fallback>
+            <w:pict>
+              <v:shape w14:anchorId="54D8F9E7" id="TextBox 2" o:spid="_x0000_s1027" type="#_x0000_t202" style="position:absolute;left:0;text-align:left;margin-left:74.6pt;margin-top:39.65pt;width:437.75pt;height:75.1pt;z-index:251660288;visibility:visible;mso-wrap-style:square;mso-width-percent:0;mso-wrap-distance-left:9pt;mso-wrap-distance-top:0;mso-wrap-distance-right:9pt;mso-wrap-distance-bottom:0;mso-position-horizontal:absolute;mso-position-horizontal-relative:text;mso-position-vertical:absolute;mso-position-vertical-relative:text;mso-width-percent:0;mso-width-relative:margin;v-text-anchor:top" o:gfxdata="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" filled="f" stroked="f">
+                <v:textbox style="mso-fit-shape-to-text:t">
+                  <w:txbxContent>
+                    <w:p>
+                      <w:pPr>
+                        <w:spacing w:line="276" w:lineRule="auto"/>
+                        <w:rPr>
+                          <w:rFonts w:ascii="EYInterstate" w:hAnsi="EYInterstate"/>
+                          <w:color w:val="000000" w:themeColor="text1"/>
+                          <w:kern w:val="24"/>
+                          <w:sz w:val="40"/>
+                          <w:szCs w:val="40"/>
+                        </w:rPr>
+                      </w:pPr>
+                      <w:r>
+                        <w:rPr>
+                          <w:rFonts w:hAnsi="Calibri"/>
+                          <w:color w:val="000000" w:themeColor="text1"/>
+                          <w:kern w:val="24"/>
+                          <w:sz w:val="56"/>
+                          <w:szCs w:val="56"/>
+                        </w:rPr>
+                        <w:br/>
+                      </w:r>
+                      <w:r>
+                        <w:rPr>
+                          <w:rFonts w:ascii="EYInterstate" w:hAnsi="EYInterstate"/>
+                          <w:color w:val="000000" w:themeColor="text1"/>
+                          <w:kern w:val="24"/>
+                          <w:sz w:val="40"/>
+                          <w:szCs w:val="40"/>
+                        </w:rPr>
+                        <w:t>{{</w:t>
+                      </w:r>
+                      <w:proofErr w:type="spellStart"/>
+                      <w:r>
+                        <w:rPr>
+                          <w:rFonts w:ascii="EYInterstate" w:hAnsi="EYInterstate"/>
+                          <w:color w:val="000000" w:themeColor="text1"/>
+                          <w:kern w:val="24"/>
+                          <w:sz w:val="40"/>
+                          <w:szCs w:val="40"/>
+                        </w:rPr>
+                        <w:t>Тренинг</w:t>
+                      </w:r>
+                      <w:proofErr w:type="spellEnd"/>
+                      <w:r>
+                        <w:rPr>
+                          <w:rFonts w:ascii="EYInterstate" w:hAnsi="EYInterstate"/>
+                          <w:color w:val="000000" w:themeColor="text1"/>
+                          <w:kern w:val="24"/>
+                          <w:sz w:val="40"/>
+                          <w:szCs w:val="40"/>
+                        </w:rPr>
+                        <w:t>}}</w:t>
+                      </w:r>
+                    </w:p>
+                    <w:p>
+                      <w:pPr>
+                        <w:spacing w:line="276" w:lineRule="auto"/>
+                        <w:rPr>
+                          <w:rFonts w:ascii="EYInterstate" w:hAnsi="EYInterstate"/>
+                          <w:color w:val="000000" w:themeColor="text1"/>
+                          <w:kern w:val="24"/>
+                          <w:sz w:val="28"/>
+                          <w:szCs w:val="28"/>
+                        </w:rPr>
+                      </w:pPr>
+                    </w:p>
+                    <w:p>
+                      <w:pPr>
+                        <w:spacing w:line="276" w:lineRule="auto"/>
+                        <w:rPr>
+                          <w:rFonts w:ascii="EYInterstate" w:hAnsi="EYInterstate"/>
+                          <w:color w:val="747480"/>
+                          <w:kern w:val="24"/>
+                          <w:sz w:val="28"/>
+                          <w:szCs w:val="28"/>
+                        </w:rPr>
+                      </w:pPr>
+                      <w:r>
+                        <w:rPr>
+                          <w:rFonts w:ascii="EYInterstate" w:hAnsi="EYInterstate"/>
+                          <w:color w:val="747480"/>
+                          <w:kern w:val="24"/>
+                          <w:sz w:val="28"/>
+                          <w:szCs w:val="28"/>
+                        </w:rPr>
+                        <w:t>{{Дата1}} – {{Дата2}} {{Месяц1}}, {{</w:t>
+                      </w:r>
+                      <w:proofErr w:type="spellStart"/>
+                      <w:r>
+                        <w:rPr>
+                          <w:rFonts w:ascii="EYInterstate" w:hAnsi="EYInterstate"/>
+                          <w:color w:val="747480"/>
+                          <w:kern w:val="24"/>
+                          <w:sz w:val="28"/>
+                          <w:szCs w:val="28"/>
+                        </w:rPr>
+                        <w:t>Год</w:t>
+                      </w:r>
+                      <w:proofErr w:type="spellEnd"/>
+                      <w:r>
+                        <w:rPr>
+                          <w:rFonts w:ascii="EYInterstate" w:hAnsi="EYInterstate"/>
+                          <w:color w:val="747480"/>
+                          <w:kern w:val="24"/>
+                          <w:sz w:val="28"/>
+                          <w:szCs w:val="28"/>
+                        </w:rPr>
+                        <w:t>}}, {{</w:t>
+                      </w:r>
+                      <w:proofErr w:type="spellStart"/>
+                      <w:r>
+                        <w:rPr>
+                          <w:rFonts w:ascii="EYInterstate" w:hAnsi="EYInterstate"/>
+                          <w:color w:val="747480"/>
+                          <w:kern w:val="24"/>
+                          <w:sz w:val="28"/>
+                          <w:szCs w:val="28"/>
+                        </w:rPr>
+                        <w:t>Город</w:t>
+                      </w:r>
+                      <w:proofErr w:type="spellEnd"/>
+                      <w:r>
+                        <w:rPr>
+                          <w:rFonts w:ascii="EYInterstate" w:hAnsi="EYInterstate"/>
+                          <w:color w:val="747480"/>
+                          <w:kern w:val="24"/>
+                          <w:sz w:val="28"/>
+                          <w:szCs w:val="28"/>
+                        </w:rPr>
+                        <w:t>}}</w:t>
+                      </w:r>
+                    </w:p>
+                  </w:txbxContent>
+                </v:textbox>
+              </v:shape>
+            </w:pict>
+          </mc:Fallback>
+        </mc:AlternateContent>
+      </w:r>
+      <w:r>
+        <w:rPr>
+          <w:rFonts w:ascii="EYInterstate Light" w:hAnsi="EYInterstate Light" w:cs="EYInterstate Light"/>
+          <w:color w:val="747480"/>
+          <w:spacing w:val="-2"/>
+          <w:sz w:val="36"/>
+          <w:szCs w:val="36"/>
+        </w:rPr>
+        <w:t>has successfully completed the intensive training</w:t>
+      </w:r>
+      <w:r>
+        <w:rPr>
+          <w:rFonts w:ascii="Times New Roman" w:hAnsi="Times New Roman" w:cs="Times New Roman"/>
+          <w:sz w:val="36"/>
+          <w:szCs w:val="36"/>
+        </w:rPr>
+        <w:t xml:space="preserve"> </w:t>
+      </w:r>
+    </w:p>
+    <w:p>
+      <w:pPr>
+        <w:rPr>
+          <w:rFonts w:ascii="Times New Roman" w:hAnsi="Times New Roman"/>
+          <w:color w:val="000000" w:themeColor="text1"/>
+          <w:sz w:val="24"/>
+          <w:szCs w:val="24"/>
+        </w:rPr>
+      </w:pPr>
+    </w:p>
+    <w:p>
+      <w:pPr>
+        <w:rPr>
+          <w:rFonts w:ascii="EYInterstate Light" w:hAnsi="EYInterstate Light" w:cs="EYInterstate Light"/>
+          <w:b/>
+          <w:bCs/>
+          <w:color w:val="3E3E3E"/>
+          <w:sz w:val="40"/>
+          <w:szCs w:val="40"/>
+        </w:rPr>
+      </w:pPr>
+    </w:p>
+    <w:p>
+      <w:pPr>
+        <w:rPr>
+          <w:rFonts w:ascii="EYInterstate Light" w:hAnsi="EYInterstate Light" w:cs="EYInterstate Light"/>
+          <w:b/>
+          <w:bCs/>
+          <w:color w:val="3E3E3E"/>
+          <w:sz w:val="40"/>
+          <w:szCs w:val="40"/>
+        </w:rPr>
+      </w:pPr>
+    </w:p>
+    <w:p>
+      <w:pPr>
+        <w:rPr>
+          <w:rFonts w:ascii="EYInterstate Light" w:hAnsi="EYInterstate Light" w:cs="EYInterstate Light"/>
+          <w:b/>
+          <w:bCs/>
+          <w:color w:val="3E3E3E"/>
+          <w:sz w:val="40"/>
+          <w:szCs w:val="40"/>
+        </w:rPr>
+      </w:pPr>
+    </w:p>
+    <w:p>
+      <w:pPr>
+        <w:rPr>
+          <w:rFonts w:ascii="EYInterstate Light" w:hAnsi="EYInterstate Light" w:cs="EYInterstate Light"/>
+          <w:b/>
+          <w:bCs/>
+          <w:color w:val="3E3E3E"/>
+          <w:sz w:val="40"/>
+          <w:szCs w:val="40"/>
+        </w:rPr>
+      </w:pPr>
+    </w:p>
+    <w:p>
+      <w:pPr>
+        <w:rPr>
+          <w:rFonts w:ascii="EYInterstate Light" w:hAnsi="EYInterstate Light" w:cs="EYInterstate Light"/>
+          <w:b/>
+          <w:bCs/>
+          <w:color w:val="3E3E3E"/>
+          <w:sz w:val="40"/>
+          <w:szCs w:val="40"/>
+        </w:rPr>
+      </w:pPr>
+    </w:p>
+    <w:p>
+      <w:pPr>
+        <w:rPr>
+          <w:rFonts w:ascii="EYInterstate Light" w:hAnsi="EYInterstate Light" w:cs="EYInterstate Light"/>
+          <w:b/>
+          <w:bCs/>
+          <w:color w:val="3E3E3E"/>
+          <w:sz w:val="40"/>
+          <w:szCs w:val="40"/>
+        </w:rPr>
+      </w:pPr>
+    </w:p>
+    <w:p>
+      <w:pPr>
+        <w:rPr>
+          <w:rFonts w:ascii="Times New Roman" w:hAnsi="Times New Roman"/>
+          <w:color w:val="000000" w:themeColor="text1"/>
+          <w:sz w:val="24"/>
+          <w:szCs w:val="24"/>
+        </w:rPr>
+      </w:pPr>
+    </w:p>
+    <w:p>
+      <w:pPr>
+        <w:rPr>
+          <w:rFonts w:ascii="Times New Roman" w:hAnsi="Times New Roman"/>
+          <w:color w:val="000000" w:themeColor="text1"/>
+          <w:sz w:val="24"/>
+          <w:szCs w:val="24"/>
+        </w:rPr>
+      </w:pPr>
+    </w:p>
+    <w:p>
+      <w:pPr>
+        <w:rPr>
+          <w:rFonts w:ascii="Times New Roman" w:hAnsi="Times New Roman"/>
+          <w:color w:val="000000" w:themeColor="text1"/>
+          <w:sz w:val="24"/>
+          <w:szCs w:val="24"/>
+        </w:rPr>
+      </w:pPr>
+    </w:p>
+    <w:p>
+      <w:pPr>
+        <w:rPr>
+          <w:rFonts w:ascii="Times New Roman" w:hAnsi="Times New Roman"/>
+          <w:color w:val="000000" w:themeColor="text1"/>
+          <w:sz w:val="24"/>
+          <w:szCs w:val="24"/>
+        </w:rPr>
+      </w:pPr>
+    </w:p>
+    <w:p>
+      <w:pPr>
+        <w:rPr>
+          <w:rFonts w:ascii="Times New Roman" w:hAnsi="Times New Roman"/>
+          <w:color w:val="000000" w:themeColor="text1"/>
+          <w:sz w:val="24"/>
+          <w:szCs w:val="24"/>
+        </w:rPr>
+      </w:pPr>
+    </w:p>
+    <w:p>
+      <w:pPr>
+        <w:rPr>
+          <w:rFonts w:ascii="Times New Roman" w:hAnsi="Times New Roman"/>
+          <w:color w:val="000000" w:themeColor="text1"/>
+          <w:sz w:val="24"/>
+          <w:szCs w:val="24"/>
+        </w:rPr>
+      </w:pPr>
+    </w:p>
+    <w:p>
+      <w:pPr>
+        <w:rPr>
+          <w:rFonts w:ascii="Times New Roman" w:hAnsi="Times New Roman"/>
+          <w:color w:val="000000" w:themeColor="text1"/>
+          <w:sz w:val="24"/>
+          <w:szCs w:val="24"/>
+        </w:rPr>
+      </w:pPr>
+    </w:p>
+    <w:p>
+      <w:pPr>
+        <w:rPr>
+          <w:rFonts w:ascii="Times New Roman" w:hAnsi="Times New Roman"/>
+          <w:color w:val="000000" w:themeColor="text1"/>
+          <w:sz w:val="24"/>
+          <w:szCs w:val="24"/>
+        </w:rPr>
+      </w:pPr>
+    </w:p>
+    <w:p>
+      <w:pPr>
+        <w:rPr>
+          <w:rFonts w:ascii="Times New Roman" w:hAnsi="Times New Roman"/>
+          <w:color w:val="000000" w:themeColor="text1"/>
+          <w:sz w:val="24"/>
+          <w:szCs w:val="24"/>
+        </w:rPr>
+      </w:pPr>
+    </w:p>
+    <w:p>
+      <w:pPr>
+        <w:rPr>
+          <w:rFonts w:ascii="Times New Roman" w:hAnsi="Times New Roman"/>
+          <w:color w:val="000000" w:themeColor="text1"/>
+          <w:sz w:val="24"/>
+          <w:szCs w:val="24"/>
+        </w:rPr>
+      </w:pPr>
+    </w:p>
+    <w:p>
+      <w:pPr>
+        <w:rPr>
+          <w:rFonts w:ascii="Times New Roman" w:hAnsi="Times New Roman"/>
+          <w:color w:val="000000" w:themeColor="text1"/>
+          <w:sz w:val="24"/>
+          <w:szCs w:val="24"/>
+        </w:rPr>
+      </w:pPr>
+    </w:p>
+    <w:p>
+      <w:pPr>
+        <w:rPr>
+          <w:rFonts w:ascii="Times New Roman" w:hAnsi="Times New Roman"/>
+          <w:color w:val="000000" w:themeColor="text1"/>
+          <w:sz w:val="24"/>
+          <w:szCs w:val="24"/>
+        </w:rPr>
+      </w:pPr>
+    </w:p>
+    <w:p>
+      <w:pPr>
+        <w:spacing w:after="233"/>
+        <w:rPr>
+          <w:rFonts w:ascii="Times New Roman" w:hAnsi="Times New Roman"/>
+          <w:color w:val="000000" w:themeColor="text1"/>
+          <w:sz w:val="24"/>
+          <w:szCs w:val="24"/>
+        </w:rPr>
+      </w:pPr>
+    </w:p>
+    <w:p>
+      <w:pPr>
+        <w:spacing w:line="256" w:lineRule="exact"/>
+        <w:ind w:left="1640"/>
+        <w:rPr>
+          <w:rFonts w:ascii="Times New Roman" w:hAnsi="Times New Roman" w:cs="Times New Roman"/>
+          <w:color w:val="010302"/>
+        </w:rPr>
+        <w:sectPr>
+          <w:pgSz w:w="11914" w:h="16848"/>
+          <w:pgMar w:top="343" w:right="500" w:bottom="275" w:left="500" w:header="708" w:footer="708" w:gutter="0"/>
+          <w:cols w:space="720"/>
+          <w:docGrid w:linePitch="360"/>
+        </w:sectPr>
+      </w:pPr>
+      <w:bookmarkStart w:id="0" w:name="_Hlk159322674"/>
+      <w:r>
+        <w:rPr>
+          <w:rFonts w:ascii="EYInterstate Light" w:hAnsi="EYInterstate Light" w:cs="EYInterstate Light"/>
+          <w:color w:val="747480"/>
+          <w:spacing w:val="-1"/>
+        </w:rPr>
+        <w:t xml:space="preserve">Certificate ID Number: </w:t>
+      </w:r>
+      <w:r>
+        <w:rPr>
+          <w:rFonts w:ascii="EYInterstate Light" w:hAnsi="EYInterstate Light" w:cs="EYInterstate Light"/>
+          <w:color w:val="747480"/>
+          <w:spacing w:val="-1"/>
+        </w:rPr>
+        <w:t>{{</w:t>
+      </w:r>
+      <w:proofErr w:type="spellStart"/>
+      <w:r>
+        <w:rPr>
+          <w:rFonts w:ascii="EYInterstate Light" w:hAnsi="EYInterstate Light" w:cs="EYInterstate Light"/>
+          <w:color w:val="747480"/>
+          <w:spacing w:val="-1"/>
+        </w:rPr>
+        <w:t>Идентификатор</w:t>
+      </w:r>
+      <w:proofErr w:type="spellEnd"/>
+      <w:r>
+        <w:rPr>
+          <w:rFonts w:ascii="EYInterstate Light" w:hAnsi="EYInterstate Light" w:cs="EYInterstate Light"/>
+          <w:color w:val="747480"/>
+          <w:spacing w:val="-1"/>
+        </w:rPr>
+        <w:t>}}</w:t>
+      </w:r>
+    </w:p>
+    <w:bookmarkEnd w:id="0"/>
+    <w:p/>
     <w:sectPr>
-      <w:pgSz w:w="11906" w:h="16838"/>
-      <w:pgMar w:top="0" w:right="0" w:bottom="0" w:left="0" w:header="0" w:footer="0" w:gutter="0"/>
-      <w:cols w:space="720"/>
+      <w:type w:val="continuous"/>
+      <w:pgSz w:w="11914" w:h="16848"/>
+      <w:pgMar w:top="343" w:right="500" w:bottom="275" w:left="500" w:header="708" w:footer="708" w:gutter="0"/>
+      <w:cols w:space="708"/>
       <w:docGrid w:linePitch="360"/>
     </w:sectPr>
   </w:body>
